--- a/dokumentacio/DEVELOPER_DOCUMENTATION.docx
+++ b/dokumentacio/DEVELOPER_DOCUMENTATION.docx
@@ -8,8 +8,13 @@
       </w:pPr>
       <w:bookmarkStart w:id="0" w:name="developer-documentation-for-bankapp2"/>
       <w:r>
-        <w:t>Developer Documentation for BankApp2</w:t>
-      </w:r>
+        <w:t xml:space="preserve">Developer Documentation for </w:t>
+      </w:r>
+      <w:proofErr w:type="spellStart"/>
+      <w:r>
+        <w:t>EasyPay</w:t>
+      </w:r>
+      <w:proofErr w:type="spellEnd"/>
     </w:p>
     <w:p>
       <w:pPr>
@@ -24,18 +29,13 @@
       <w:pPr>
         <w:pStyle w:val="FirstParagraph"/>
       </w:pPr>
-      <w:proofErr w:type="spellStart"/>
-      <w:r>
-        <w:t>EasyPay</w:t>
-      </w:r>
-      <w:proofErr w:type="spellEnd"/>
-      <w:r>
-        <w:t xml:space="preserve"> is an Android application designed for managing user bank accounts, transactions, and financial data. It provides features such as user registration, login, account management, and transaction tracking. The app uses Retrofit for API communication and supports both light and dark themes.</w:t>
-      </w:r>
-    </w:p>
-    <w:p>
-      <w:r>
-        <w:pict w14:anchorId="51211816">
+      <w:r>
+        <w:t>BankApp2 is an Android application designed for managing user bank accounts, transactions, and financial data. It provides features such as user registration, login, account management, and transaction tracking. The app uses Retrofit for API communication and supports both light and dark themes.</w:t>
+      </w:r>
+    </w:p>
+    <w:p>
+      <w:r>
+        <w:pict w14:anchorId="0430ECBB">
           <v:rect id="_x0000_i1025" style="width:0;height:1.5pt" o:hralign="center" o:hrstd="t" o:hr="t"/>
         </w:pict>
       </w:r>
@@ -144,7 +144,7 @@
     </w:p>
     <w:p>
       <w:r>
-        <w:pict w14:anchorId="7DA5EC37">
+        <w:pict w14:anchorId="63F6878A">
           <v:rect id="_x0000_i1026" style="width:0;height:1.5pt" o:hralign="center" o:hrstd="t" o:hr="t"/>
         </w:pict>
       </w:r>
@@ -1460,7 +1460,7 @@
     </w:p>
     <w:p>
       <w:r>
-        <w:pict w14:anchorId="6163ED38">
+        <w:pict w14:anchorId="03BAAF86">
           <v:rect id="_x0000_i1027" style="width:0;height:1.5pt" o:hralign="center" o:hrstd="t" o:hr="t"/>
         </w:pict>
       </w:r>
@@ -1779,7 +1779,7 @@
     </w:p>
     <w:p>
       <w:r>
-        <w:pict w14:anchorId="51906545">
+        <w:pict w14:anchorId="2BEC5ADB">
           <v:rect id="_x0000_i1028" style="width:0;height:1.5pt" o:hralign="center" o:hrstd="t" o:hr="t"/>
         </w:pict>
       </w:r>
@@ -2185,7 +2185,7 @@
     </w:p>
     <w:p>
       <w:r>
-        <w:pict w14:anchorId="2B89DF6F">
+        <w:pict w14:anchorId="25665FB9">
           <v:rect id="_x0000_i1029" style="width:0;height:1.5pt" o:hralign="center" o:hrstd="t" o:hr="t"/>
         </w:pict>
       </w:r>
@@ -2396,7 +2396,7 @@
     </w:p>
     <w:p>
       <w:r>
-        <w:pict w14:anchorId="634D7738">
+        <w:pict w14:anchorId="6372FFB7">
           <v:rect id="_x0000_i1030" style="width:0;height:1.5pt" o:hralign="center" o:hrstd="t" o:hr="t"/>
         </w:pict>
       </w:r>
@@ -2520,7 +2520,7 @@
     </w:p>
     <w:p>
       <w:r>
-        <w:pict w14:anchorId="2DE38DA4">
+        <w:pict w14:anchorId="4DC90292">
           <v:rect id="_x0000_i1031" style="width:0;height:1.5pt" o:hralign="center" o:hrstd="t" o:hr="t"/>
         </w:pict>
       </w:r>
@@ -3031,7 +3031,7 @@
     </w:p>
     <w:p>
       <w:r>
-        <w:pict w14:anchorId="0DBD8E72">
+        <w:pict w14:anchorId="337474E1">
           <v:rect id="_x0000_i1032" style="width:0;height:1.5pt" o:hralign="center" o:hrstd="t" o:hr="t"/>
         </w:pict>
       </w:r>
@@ -3437,7 +3437,7 @@
     </w:p>
     <w:p>
       <w:r>
-        <w:pict w14:anchorId="3C0E51EE">
+        <w:pict w14:anchorId="15B4AD6A">
           <v:rect id="_x0000_i1033" style="width:0;height:1.5pt" o:hralign="center" o:hrstd="t" o:hr="t"/>
         </w:pict>
       </w:r>
@@ -3799,7 +3799,7 @@
     </w:p>
     <w:p>
       <w:r>
-        <w:pict w14:anchorId="0C69D8E0">
+        <w:pict w14:anchorId="4F6D6E89">
           <v:rect id="_x0000_i1034" style="width:0;height:1.5pt" o:hralign="center" o:hrstd="t" o:hr="t"/>
         </w:pict>
       </w:r>
@@ -4356,7 +4356,7 @@
     </w:p>
     <w:p>
       <w:r>
-        <w:pict w14:anchorId="53B1D2CE">
+        <w:pict w14:anchorId="34364BFF">
           <v:rect id="_x0000_i1035" style="width:0;height:1.5pt" o:hralign="center" o:hrstd="t" o:hr="t"/>
         </w:pict>
       </w:r>
@@ -4771,7 +4771,7 @@
     </w:p>
     <w:p>
       <w:r>
-        <w:pict w14:anchorId="67F102F9">
+        <w:pict w14:anchorId="220E4164">
           <v:rect id="_x0000_i1036" style="width:0;height:1.5pt" o:hralign="center" o:hrstd="t" o:hr="t"/>
         </w:pict>
       </w:r>
@@ -5111,7 +5111,7 @@
     </w:p>
     <w:p>
       <w:r>
-        <w:pict w14:anchorId="240BF801">
+        <w:pict w14:anchorId="17EF654F">
           <v:rect id="_x0000_i1037" style="width:0;height:1.5pt" o:hralign="center" o:hrstd="t" o:hr="t"/>
         </w:pict>
       </w:r>
@@ -5307,11 +5307,80 @@
       <w:pPr>
         <w:pStyle w:val="Cmsor2"/>
       </w:pPr>
-      <w:bookmarkStart w:id="67" w:name="dependencies-1"/>
+      <w:bookmarkStart w:id="67" w:name="file-arfolyam.java"/>
       <w:bookmarkEnd w:id="63"/>
       <w:bookmarkEnd w:id="66"/>
       <w:r>
-        <w:t>Dependencies</w:t>
+        <w:t xml:space="preserve">File: </w:t>
+      </w:r>
+      <w:r>
+        <w:rPr>
+          <w:rStyle w:val="VerbatimChar"/>
+        </w:rPr>
+        <w:t>arfolyam.java</w:t>
+      </w:r>
+    </w:p>
+    <w:p>
+      <w:pPr>
+        <w:pStyle w:val="Cmsor3"/>
+      </w:pPr>
+      <w:bookmarkStart w:id="68" w:name="overview-1"/>
+      <w:r>
+        <w:t>Overview</w:t>
+      </w:r>
+    </w:p>
+    <w:p>
+      <w:pPr>
+        <w:pStyle w:val="FirstParagraph"/>
+      </w:pPr>
+      <w:r>
+        <w:t xml:space="preserve">The </w:t>
+      </w:r>
+      <w:r>
+        <w:rPr>
+          <w:rStyle w:val="VerbatimChar"/>
+        </w:rPr>
+        <w:t>arfolyam</w:t>
+      </w:r>
+      <w:r>
+        <w:t xml:space="preserve"> class is a custom adapter that extends </w:t>
+      </w:r>
+      <w:r>
+        <w:rPr>
+          <w:rStyle w:val="VerbatimChar"/>
+        </w:rPr>
+        <w:t>BaseAdapter</w:t>
+      </w:r>
+      <w:r>
+        <w:t xml:space="preserve"> to display currency exchange rates in a list view. It handles two columns of data (</w:t>
+      </w:r>
+      <w:r>
+        <w:rPr>
+          <w:rStyle w:val="VerbatimChar"/>
+        </w:rPr>
+        <w:t>oszlop1</w:t>
+      </w:r>
+      <w:r>
+        <w:t xml:space="preserve"> and </w:t>
+      </w:r>
+      <w:r>
+        <w:rPr>
+          <w:rStyle w:val="VerbatimChar"/>
+        </w:rPr>
+        <w:t>oszlop2</w:t>
+      </w:r>
+      <w:r>
+        <w:t>) and provides functionality for navigating to detailed views of individual currencies.</w:t>
+      </w:r>
+    </w:p>
+    <w:p>
+      <w:pPr>
+        <w:pStyle w:val="Cmsor3"/>
+      </w:pPr>
+      <w:bookmarkStart w:id="69" w:name="key-components-2"/>
+      <w:bookmarkEnd w:id="68"/>
+      <w:r>
+        <w:t>Key Components</w:t>
       </w:r>
     </w:p>
     <w:p>
@@ -5327,10 +5396,28 @@
           <w:b/>
           <w:bCs/>
         </w:rPr>
-        <w:t>Retrofit</w:t>
-      </w:r>
-      <w:r>
-        <w:t>: For API communication.</w:t>
+        <w:t>Constructor</w:t>
+      </w:r>
+      <w:r>
+        <w:t>: Initializes the adapter with context and two lists of currency data (</w:t>
+      </w:r>
+      <w:r>
+        <w:rPr>
+          <w:rStyle w:val="VerbatimChar"/>
+        </w:rPr>
+        <w:t>oszlop1</w:t>
+      </w:r>
+      <w:r>
+        <w:t xml:space="preserve"> and </w:t>
+      </w:r>
+      <w:r>
+        <w:rPr>
+          <w:rStyle w:val="VerbatimChar"/>
+        </w:rPr>
+        <w:t>oszlop2</w:t>
+      </w:r>
+      <w:r>
+        <w:t>).</w:t>
       </w:r>
     </w:p>
     <w:p>
@@ -5346,58 +5433,4935 @@
           <w:b/>
           <w:bCs/>
         </w:rPr>
-        <w:t>Gson</w:t>
-      </w:r>
-      <w:r>
-        <w:t>: For JSON serialization/deserialization.</w:t>
-      </w:r>
-    </w:p>
-    <w:p>
-      <w:pPr>
-        <w:pStyle w:val="Compact"/>
-        <w:numPr>
-          <w:ilvl w:val="0"/>
-          <w:numId w:val="72"/>
-        </w:numPr>
-      </w:pPr>
-      <w:r>
-        <w:rPr>
-          <w:b/>
-          <w:bCs/>
-        </w:rPr>
-        <w:t>AppCompatDelegate</w:t>
-      </w:r>
-      <w:r>
-        <w:t>: For theme management.</w:t>
-      </w:r>
-    </w:p>
-    <w:p>
-      <w:pPr>
-        <w:pStyle w:val="Compact"/>
-        <w:numPr>
-          <w:ilvl w:val="0"/>
-          <w:numId w:val="72"/>
-        </w:numPr>
-      </w:pPr>
-      <w:r>
-        <w:rPr>
-          <w:b/>
-          <w:bCs/>
-        </w:rPr>
-        <w:t>Navigation Components</w:t>
-      </w:r>
-      <w:r>
-        <w:t>: For managing navigation within the app.</w:t>
-      </w:r>
-    </w:p>
-    <w:p>
-      <w:r>
-        <w:pict w14:anchorId="7A360744">
+        <w:t>Methods</w:t>
+      </w:r>
+      <w:r>
+        <w:t>:</w:t>
+      </w:r>
+    </w:p>
+    <w:p>
+      <w:pPr>
+        <w:pStyle w:val="Compact"/>
+        <w:numPr>
+          <w:ilvl w:val="1"/>
+          <w:numId w:val="73"/>
+        </w:numPr>
+      </w:pPr>
+      <w:r>
+        <w:rPr>
+          <w:rStyle w:val="VerbatimChar"/>
+        </w:rPr>
+        <w:t>getCount()</w:t>
+      </w:r>
+      <w:r>
+        <w:t>: Returns the number of items in the adapter.</w:t>
+      </w:r>
+    </w:p>
+    <w:p>
+      <w:pPr>
+        <w:pStyle w:val="Compact"/>
+        <w:numPr>
+          <w:ilvl w:val="1"/>
+          <w:numId w:val="73"/>
+        </w:numPr>
+      </w:pPr>
+      <w:r>
+        <w:rPr>
+          <w:rStyle w:val="VerbatimChar"/>
+        </w:rPr>
+        <w:t>getItem(int i)</w:t>
+      </w:r>
+      <w:r>
+        <w:t xml:space="preserve">: Returns </w:t>
+      </w:r>
+      <w:r>
+        <w:rPr>
+          <w:rStyle w:val="VerbatimChar"/>
+        </w:rPr>
+        <w:t>null</w:t>
+      </w:r>
+      <w:r>
+        <w:t xml:space="preserve"> (not used in this implementation).</w:t>
+      </w:r>
+    </w:p>
+    <w:p>
+      <w:pPr>
+        <w:pStyle w:val="Compact"/>
+        <w:numPr>
+          <w:ilvl w:val="1"/>
+          <w:numId w:val="73"/>
+        </w:numPr>
+      </w:pPr>
+      <w:r>
+        <w:rPr>
+          <w:rStyle w:val="VerbatimChar"/>
+        </w:rPr>
+        <w:t>getItemId(int i)</w:t>
+      </w:r>
+      <w:r>
+        <w:t xml:space="preserve">: Returns </w:t>
+      </w:r>
+      <w:r>
+        <w:rPr>
+          <w:rStyle w:val="VerbatimChar"/>
+        </w:rPr>
+        <w:t>0</w:t>
+      </w:r>
+      <w:r>
+        <w:t xml:space="preserve"> (not used in this implementation).</w:t>
+      </w:r>
+    </w:p>
+    <w:p>
+      <w:pPr>
+        <w:pStyle w:val="Compact"/>
+        <w:numPr>
+          <w:ilvl w:val="1"/>
+          <w:numId w:val="73"/>
+        </w:numPr>
+      </w:pPr>
+      <w:r>
+        <w:rPr>
+          <w:rStyle w:val="VerbatimChar"/>
+        </w:rPr>
+        <w:t>getView(int i, View view, ViewGroup viewGroup)</w:t>
+      </w:r>
+      <w:r>
+        <w:t>: Inflates the view for each item, binds data to UI components, and sets up click listeners for navigation.</w:t>
+      </w:r>
+    </w:p>
+    <w:p>
+      <w:pPr>
+        <w:pStyle w:val="Cmsor3"/>
+      </w:pPr>
+      <w:bookmarkStart w:id="70" w:name="ui-binding"/>
+      <w:bookmarkEnd w:id="69"/>
+      <w:r>
+        <w:t>UI Binding</w:t>
+      </w:r>
+    </w:p>
+    <w:p>
+      <w:pPr>
+        <w:pStyle w:val="Compact"/>
+        <w:numPr>
+          <w:ilvl w:val="0"/>
+          <w:numId w:val="74"/>
+        </w:numPr>
+      </w:pPr>
+      <w:r>
+        <w:rPr>
+          <w:b/>
+          <w:bCs/>
+        </w:rPr>
+        <w:t>TextView</w:t>
+      </w:r>
+      <w:r>
+        <w:t>: Displays currency name, current rate, and percentage change.</w:t>
+      </w:r>
+    </w:p>
+    <w:p>
+      <w:pPr>
+        <w:pStyle w:val="Compact"/>
+        <w:numPr>
+          <w:ilvl w:val="0"/>
+          <w:numId w:val="74"/>
+        </w:numPr>
+      </w:pPr>
+      <w:r>
+        <w:rPr>
+          <w:b/>
+          <w:bCs/>
+        </w:rPr>
+        <w:t>ImageView</w:t>
+      </w:r>
+      <w:r>
+        <w:t>: Displays an icon indicating whether the currency rate increased or decreased.</w:t>
+      </w:r>
+    </w:p>
+    <w:p>
+      <w:pPr>
+        <w:pStyle w:val="Compact"/>
+        <w:numPr>
+          <w:ilvl w:val="0"/>
+          <w:numId w:val="74"/>
+        </w:numPr>
+      </w:pPr>
+      <w:r>
+        <w:rPr>
+          <w:b/>
+          <w:bCs/>
+        </w:rPr>
+        <w:t>Click Listeners</w:t>
+      </w:r>
+      <w:r>
+        <w:t>: Navigates to a detailed view (</w:t>
+      </w:r>
+      <w:r>
+        <w:rPr>
+          <w:rStyle w:val="VerbatimChar"/>
+        </w:rPr>
+        <w:t>arfolyamreszlet</w:t>
+      </w:r>
+      <w:r>
+        <w:t>) with the selected currency’s name passed as a bundle.</w:t>
+      </w:r>
+    </w:p>
+    <w:p>
+      <w:r>
+        <w:pict w14:anchorId="560E4238">
           <v:rect id="_x0000_i1038" style="width:0;height:1.5pt" o:hralign="center" o:hrstd="t" o:hr="t"/>
         </w:pict>
       </w:r>
+    </w:p>
+    <w:p>
+      <w:pPr>
+        <w:pStyle w:val="Cmsor2"/>
+      </w:pPr>
+      <w:bookmarkStart w:id="71" w:name="file-arfolyamok.java"/>
+      <w:bookmarkEnd w:id="67"/>
+      <w:bookmarkEnd w:id="70"/>
+      <w:r>
+        <w:lastRenderedPageBreak/>
+        <w:t xml:space="preserve">File: </w:t>
+      </w:r>
+      <w:r>
+        <w:rPr>
+          <w:rStyle w:val="VerbatimChar"/>
+        </w:rPr>
+        <w:t>arfolyamok.java</w:t>
+      </w:r>
+    </w:p>
+    <w:p>
+      <w:pPr>
+        <w:pStyle w:val="Cmsor3"/>
+      </w:pPr>
+      <w:bookmarkStart w:id="72" w:name="overview-2"/>
+      <w:r>
+        <w:t>Overview</w:t>
+      </w:r>
+    </w:p>
+    <w:p>
+      <w:pPr>
+        <w:pStyle w:val="FirstParagraph"/>
+      </w:pPr>
+      <w:r>
+        <w:t xml:space="preserve">The </w:t>
+      </w:r>
+      <w:r>
+        <w:rPr>
+          <w:rStyle w:val="VerbatimChar"/>
+        </w:rPr>
+        <w:t>arfolyamok</w:t>
+      </w:r>
+      <w:r>
+        <w:t xml:space="preserve"> class is a </w:t>
+      </w:r>
+      <w:r>
+        <w:rPr>
+          <w:rStyle w:val="VerbatimChar"/>
+        </w:rPr>
+        <w:t>Fragment</w:t>
+      </w:r>
+      <w:r>
+        <w:t xml:space="preserve"> that displays a list of currency exchange rates. It fetches data asynchronously using </w:t>
+      </w:r>
+      <w:r>
+        <w:rPr>
+          <w:rStyle w:val="VerbatimChar"/>
+        </w:rPr>
+        <w:t>AsyncTask</w:t>
+      </w:r>
+      <w:r>
+        <w:t xml:space="preserve"> and populates the list view with the </w:t>
+      </w:r>
+      <w:r>
+        <w:rPr>
+          <w:rStyle w:val="VerbatimChar"/>
+        </w:rPr>
+        <w:t>arfolyam</w:t>
+      </w:r>
+      <w:r>
+        <w:t xml:space="preserve"> adapter.</w:t>
+      </w:r>
+    </w:p>
+    <w:p>
+      <w:pPr>
+        <w:pStyle w:val="Cmsor3"/>
+      </w:pPr>
+      <w:bookmarkStart w:id="73" w:name="key-components-3"/>
+      <w:bookmarkEnd w:id="72"/>
+      <w:r>
+        <w:t>Key Components</w:t>
+      </w:r>
+    </w:p>
+    <w:p>
+      <w:pPr>
+        <w:pStyle w:val="Compact"/>
+        <w:numPr>
+          <w:ilvl w:val="0"/>
+          <w:numId w:val="75"/>
+        </w:numPr>
+      </w:pPr>
+      <w:r>
+        <w:rPr>
+          <w:b/>
+          <w:bCs/>
+        </w:rPr>
+        <w:t>onCreateView()</w:t>
+      </w:r>
+      <w:r>
+        <w:t>: Inflates the fragment layout and initializes the data fetching process.</w:t>
+      </w:r>
+    </w:p>
+    <w:p>
+      <w:pPr>
+        <w:pStyle w:val="Compact"/>
+        <w:numPr>
+          <w:ilvl w:val="0"/>
+          <w:numId w:val="75"/>
+        </w:numPr>
+      </w:pPr>
+      <w:r>
+        <w:rPr>
+          <w:b/>
+          <w:bCs/>
+        </w:rPr>
+        <w:t>init()</w:t>
+      </w:r>
+      <w:r>
+        <w:t xml:space="preserve">: Starts the data fetching process by executing the </w:t>
+      </w:r>
+      <w:r>
+        <w:rPr>
+          <w:rStyle w:val="VerbatimChar"/>
+        </w:rPr>
+        <w:t>FetchCurrencyTask</w:t>
+      </w:r>
+      <w:r>
+        <w:t>.</w:t>
+      </w:r>
+    </w:p>
+    <w:p>
+      <w:pPr>
+        <w:pStyle w:val="Compact"/>
+        <w:numPr>
+          <w:ilvl w:val="0"/>
+          <w:numId w:val="75"/>
+        </w:numPr>
+      </w:pPr>
+      <w:r>
+        <w:rPr>
+          <w:b/>
+          <w:bCs/>
+        </w:rPr>
+        <w:t>FetchCurrencyTask</w:t>
+      </w:r>
+      <w:r>
+        <w:t>:</w:t>
+      </w:r>
+    </w:p>
+    <w:p>
+      <w:pPr>
+        <w:pStyle w:val="Compact"/>
+        <w:numPr>
+          <w:ilvl w:val="1"/>
+          <w:numId w:val="76"/>
+        </w:numPr>
+      </w:pPr>
+      <w:r>
+        <w:t>A background task that fetches currency data for a list of currencies.</w:t>
+      </w:r>
+    </w:p>
+    <w:p>
+      <w:pPr>
+        <w:pStyle w:val="Compact"/>
+        <w:numPr>
+          <w:ilvl w:val="1"/>
+          <w:numId w:val="76"/>
+        </w:numPr>
+      </w:pPr>
+      <w:r>
+        <w:t>Divides the fetched data into two columns (</w:t>
+      </w:r>
+      <w:r>
+        <w:rPr>
+          <w:rStyle w:val="VerbatimChar"/>
+        </w:rPr>
+        <w:t>oszlop1</w:t>
+      </w:r>
+      <w:r>
+        <w:t xml:space="preserve"> and </w:t>
+      </w:r>
+      <w:r>
+        <w:rPr>
+          <w:rStyle w:val="VerbatimChar"/>
+        </w:rPr>
+        <w:t>oszlop2</w:t>
+      </w:r>
+      <w:r>
+        <w:t xml:space="preserve">) and sets up the </w:t>
+      </w:r>
+      <w:r>
+        <w:rPr>
+          <w:rStyle w:val="VerbatimChar"/>
+        </w:rPr>
+        <w:t>arfolyam</w:t>
+      </w:r>
+      <w:r>
+        <w:t xml:space="preserve"> adapter.</w:t>
+      </w:r>
+    </w:p>
+    <w:p>
+      <w:pPr>
+        <w:pStyle w:val="Cmsor3"/>
+      </w:pPr>
+      <w:bookmarkStart w:id="74" w:name="data-fetching"/>
+      <w:bookmarkEnd w:id="73"/>
+      <w:r>
+        <w:t>Data Fetching</w:t>
+      </w:r>
+    </w:p>
+    <w:p>
+      <w:pPr>
+        <w:pStyle w:val="Compact"/>
+        <w:numPr>
+          <w:ilvl w:val="0"/>
+          <w:numId w:val="77"/>
+        </w:numPr>
+      </w:pPr>
+      <w:r>
+        <w:rPr>
+          <w:b/>
+          <w:bCs/>
+        </w:rPr>
+        <w:t>fetchCurrency(String currency)</w:t>
+      </w:r>
+      <w:r>
+        <w:t>:</w:t>
+      </w:r>
+    </w:p>
+    <w:p>
+      <w:pPr>
+        <w:pStyle w:val="Compact"/>
+        <w:numPr>
+          <w:ilvl w:val="1"/>
+          <w:numId w:val="78"/>
+        </w:numPr>
+      </w:pPr>
+      <w:r>
+        <w:t>Fetches current and past currency data using Retrofit API calls.</w:t>
+      </w:r>
+    </w:p>
+    <w:p>
+      <w:pPr>
+        <w:pStyle w:val="Compact"/>
+        <w:numPr>
+          <w:ilvl w:val="1"/>
+          <w:numId w:val="78"/>
+        </w:numPr>
+      </w:pPr>
+      <w:r>
+        <w:t xml:space="preserve">Uses a </w:t>
+      </w:r>
+      <w:r>
+        <w:rPr>
+          <w:rStyle w:val="VerbatimChar"/>
+        </w:rPr>
+        <w:t>CountDownLatch</w:t>
+      </w:r>
+      <w:r>
+        <w:t xml:space="preserve"> to ensure both API calls complete before returning the data.</w:t>
+      </w:r>
+    </w:p>
+    <w:p>
+      <w:pPr>
+        <w:pStyle w:val="Cmsor3"/>
+      </w:pPr>
+      <w:bookmarkStart w:id="75" w:name="ui-binding-1"/>
+      <w:bookmarkEnd w:id="74"/>
+      <w:r>
+        <w:t>UI Binding</w:t>
+      </w:r>
+    </w:p>
+    <w:p>
+      <w:pPr>
+        <w:pStyle w:val="Compact"/>
+        <w:numPr>
+          <w:ilvl w:val="0"/>
+          <w:numId w:val="79"/>
+        </w:numPr>
+      </w:pPr>
+      <w:r>
+        <w:rPr>
+          <w:b/>
+          <w:bCs/>
+        </w:rPr>
+        <w:t>FragmentArfolyamokBinding</w:t>
+      </w:r>
+      <w:r>
+        <w:t>: Used to bind the UI components of the fragment.</w:t>
+      </w:r>
+    </w:p>
+    <w:p>
+      <w:pPr>
+        <w:pStyle w:val="Compact"/>
+        <w:numPr>
+          <w:ilvl w:val="0"/>
+          <w:numId w:val="79"/>
+        </w:numPr>
+      </w:pPr>
+      <w:r>
+        <w:rPr>
+          <w:b/>
+          <w:bCs/>
+        </w:rPr>
+        <w:t>ListView</w:t>
+      </w:r>
+      <w:r>
+        <w:t xml:space="preserve">: Displays the currency data using the </w:t>
+      </w:r>
+      <w:r>
+        <w:rPr>
+          <w:rStyle w:val="VerbatimChar"/>
+        </w:rPr>
+        <w:t>arfolyam</w:t>
+      </w:r>
+      <w:r>
+        <w:t xml:space="preserve"> adapter.</w:t>
+      </w:r>
+    </w:p>
+    <w:p>
+      <w:r>
+        <w:pict w14:anchorId="7C0F32DC">
+          <v:rect id="_x0000_i1039" style="width:0;height:1.5pt" o:hralign="center" o:hrstd="t" o:hr="t"/>
+        </w:pict>
+      </w:r>
+    </w:p>
+    <w:p>
+      <w:pPr>
+        <w:pStyle w:val="Cmsor2"/>
+      </w:pPr>
+      <w:bookmarkStart w:id="76" w:name="dependencies-1"/>
+      <w:bookmarkEnd w:id="71"/>
+      <w:bookmarkEnd w:id="75"/>
+      <w:r>
+        <w:t>Dependencies</w:t>
+      </w:r>
+    </w:p>
+    <w:p>
+      <w:pPr>
+        <w:pStyle w:val="Compact"/>
+        <w:numPr>
+          <w:ilvl w:val="0"/>
+          <w:numId w:val="80"/>
+        </w:numPr>
+      </w:pPr>
+      <w:r>
+        <w:rPr>
+          <w:b/>
+          <w:bCs/>
+        </w:rPr>
+        <w:t>Retrofit</w:t>
+      </w:r>
+      <w:r>
+        <w:t>: Used for making API calls to fetch currency data.</w:t>
+      </w:r>
+    </w:p>
+    <w:p>
+      <w:pPr>
+        <w:pStyle w:val="Compact"/>
+        <w:numPr>
+          <w:ilvl w:val="0"/>
+          <w:numId w:val="80"/>
+        </w:numPr>
+      </w:pPr>
+      <w:r>
+        <w:rPr>
+          <w:b/>
+          <w:bCs/>
+        </w:rPr>
+        <w:t>Navigation Component</w:t>
+      </w:r>
+      <w:r>
+        <w:t>: Used for navigating between fragments.</w:t>
+      </w:r>
+    </w:p>
+    <w:p>
+      <w:pPr>
+        <w:pStyle w:val="Compact"/>
+        <w:numPr>
+          <w:ilvl w:val="0"/>
+          <w:numId w:val="80"/>
+        </w:numPr>
+      </w:pPr>
+      <w:r>
+        <w:rPr>
+          <w:b/>
+          <w:bCs/>
+        </w:rPr>
+        <w:t>AsyncTask</w:t>
+      </w:r>
+      <w:r>
+        <w:t>: Handles background data fetching.</w:t>
+      </w:r>
+    </w:p>
+    <w:p>
+      <w:r>
+        <w:pict w14:anchorId="6E1F1DED">
+          <v:rect id="_x0000_i1040" style="width:0;height:1.5pt" o:hralign="center" o:hrstd="t" o:hr="t"/>
+        </w:pict>
+      </w:r>
+    </w:p>
+    <w:p>
+      <w:pPr>
+        <w:pStyle w:val="Cmsor2"/>
+      </w:pPr>
+      <w:bookmarkStart w:id="77" w:name="file-arfolyamreszlet.java"/>
+      <w:bookmarkEnd w:id="76"/>
+      <w:r>
+        <w:t xml:space="preserve">File: </w:t>
+      </w:r>
+      <w:r>
+        <w:rPr>
+          <w:rStyle w:val="VerbatimChar"/>
+        </w:rPr>
+        <w:t>arfolyamreszlet.java</w:t>
+      </w:r>
+    </w:p>
+    <w:p>
+      <w:pPr>
+        <w:pStyle w:val="Cmsor3"/>
+      </w:pPr>
+      <w:bookmarkStart w:id="78" w:name="overview-3"/>
+      <w:r>
+        <w:t>Overview</w:t>
+      </w:r>
+    </w:p>
+    <w:p>
+      <w:pPr>
+        <w:pStyle w:val="FirstParagraph"/>
+      </w:pPr>
+      <w:r>
+        <w:t xml:space="preserve">The </w:t>
+      </w:r>
+      <w:r>
+        <w:rPr>
+          <w:rStyle w:val="VerbatimChar"/>
+        </w:rPr>
+        <w:t>arfolyamreszlet</w:t>
+      </w:r>
+      <w:r>
+        <w:t xml:space="preserve"> class is a </w:t>
+      </w:r>
+      <w:r>
+        <w:rPr>
+          <w:rStyle w:val="VerbatimChar"/>
+        </w:rPr>
+        <w:t>Fragment</w:t>
+      </w:r>
+      <w:r>
+        <w:t xml:space="preserve"> that displays detailed information about a specific currency’s exchange rate. It fetches historical data for the currency and visualizes it using a line chart.</w:t>
+      </w:r>
+    </w:p>
+    <w:p>
+      <w:pPr>
+        <w:pStyle w:val="Cmsor3"/>
+      </w:pPr>
+      <w:bookmarkStart w:id="79" w:name="key-components-4"/>
+      <w:bookmarkEnd w:id="78"/>
+      <w:r>
+        <w:t>Key Components</w:t>
+      </w:r>
+    </w:p>
+    <w:p>
+      <w:pPr>
+        <w:pStyle w:val="Compact"/>
+        <w:numPr>
+          <w:ilvl w:val="0"/>
+          <w:numId w:val="81"/>
+        </w:numPr>
+      </w:pPr>
+      <w:r>
+        <w:rPr>
+          <w:b/>
+          <w:bCs/>
+        </w:rPr>
+        <w:t>Fields</w:t>
+      </w:r>
+      <w:r>
+        <w:t>:</w:t>
+      </w:r>
+    </w:p>
+    <w:p>
+      <w:pPr>
+        <w:pStyle w:val="Compact"/>
+        <w:numPr>
+          <w:ilvl w:val="1"/>
+          <w:numId w:val="82"/>
+        </w:numPr>
+      </w:pPr>
+      <w:r>
+        <w:rPr>
+          <w:rStyle w:val="VerbatimChar"/>
+        </w:rPr>
+        <w:t>FragmentArfolyamreszletBinding binding</w:t>
+      </w:r>
+      <w:r>
+        <w:t>: Used for UI binding.</w:t>
+      </w:r>
+    </w:p>
+    <w:p>
+      <w:pPr>
+        <w:pStyle w:val="Compact"/>
+        <w:numPr>
+          <w:ilvl w:val="1"/>
+          <w:numId w:val="82"/>
+        </w:numPr>
+      </w:pPr>
+      <w:r>
+        <w:rPr>
+          <w:rStyle w:val="VerbatimChar"/>
+        </w:rPr>
+        <w:lastRenderedPageBreak/>
+        <w:t>ArrayList&lt;currency&gt; currencyList</w:t>
+      </w:r>
+      <w:r>
+        <w:t>: Stores fetched currency data.</w:t>
+      </w:r>
+    </w:p>
+    <w:p>
+      <w:pPr>
+        <w:pStyle w:val="Compact"/>
+        <w:numPr>
+          <w:ilvl w:val="1"/>
+          <w:numId w:val="82"/>
+        </w:numPr>
+      </w:pPr>
+      <w:r>
+        <w:rPr>
+          <w:rStyle w:val="VerbatimChar"/>
+        </w:rPr>
+        <w:t>int dataNumber</w:t>
+      </w:r>
+      <w:r>
+        <w:t>: Number of historical data points to fetch.</w:t>
+      </w:r>
+    </w:p>
+    <w:p>
+      <w:pPr>
+        <w:pStyle w:val="Compact"/>
+        <w:numPr>
+          <w:ilvl w:val="0"/>
+          <w:numId w:val="81"/>
+        </w:numPr>
+      </w:pPr>
+      <w:r>
+        <w:rPr>
+          <w:b/>
+          <w:bCs/>
+        </w:rPr>
+        <w:t>Methods</w:t>
+      </w:r>
+      <w:r>
+        <w:t>:</w:t>
+      </w:r>
+    </w:p>
+    <w:p>
+      <w:pPr>
+        <w:pStyle w:val="Compact"/>
+        <w:numPr>
+          <w:ilvl w:val="1"/>
+          <w:numId w:val="83"/>
+        </w:numPr>
+      </w:pPr>
+      <w:r>
+        <w:rPr>
+          <w:rStyle w:val="VerbatimChar"/>
+        </w:rPr>
+        <w:t>onCreateView()</w:t>
+      </w:r>
+      <w:r>
+        <w:t>: Inflates the fragment layout and initializes the data fetching process.</w:t>
+      </w:r>
+    </w:p>
+    <w:p>
+      <w:pPr>
+        <w:pStyle w:val="Compact"/>
+        <w:numPr>
+          <w:ilvl w:val="1"/>
+          <w:numId w:val="83"/>
+        </w:numPr>
+      </w:pPr>
+      <w:r>
+        <w:rPr>
+          <w:rStyle w:val="VerbatimChar"/>
+        </w:rPr>
+        <w:t>init()</w:t>
+      </w:r>
+      <w:r>
+        <w:t>: Fetches currency data using Retrofit and sets up the chart.</w:t>
+      </w:r>
+    </w:p>
+    <w:p>
+      <w:pPr>
+        <w:pStyle w:val="Compact"/>
+        <w:numPr>
+          <w:ilvl w:val="1"/>
+          <w:numId w:val="83"/>
+        </w:numPr>
+      </w:pPr>
+      <w:r>
+        <w:rPr>
+          <w:rStyle w:val="VerbatimChar"/>
+        </w:rPr>
+        <w:t>updatechart()</w:t>
+      </w:r>
+      <w:r>
+        <w:t>: Updates the line chart with the fetched currency data.</w:t>
+      </w:r>
+    </w:p>
+    <w:p>
+      <w:pPr>
+        <w:pStyle w:val="Cmsor3"/>
+      </w:pPr>
+      <w:bookmarkStart w:id="80" w:name="data-fetching-1"/>
+      <w:bookmarkEnd w:id="79"/>
+      <w:r>
+        <w:t>Data Fetching</w:t>
+      </w:r>
+    </w:p>
+    <w:p>
+      <w:pPr>
+        <w:pStyle w:val="Compact"/>
+        <w:numPr>
+          <w:ilvl w:val="0"/>
+          <w:numId w:val="84"/>
+        </w:numPr>
+      </w:pPr>
+      <w:r>
+        <w:rPr>
+          <w:b/>
+          <w:bCs/>
+        </w:rPr>
+        <w:t>Retrofit API</w:t>
+      </w:r>
+      <w:r>
+        <w:t xml:space="preserve">: Fetches currency data for the last </w:t>
+      </w:r>
+      <w:r>
+        <w:rPr>
+          <w:rStyle w:val="VerbatimChar"/>
+        </w:rPr>
+        <w:t>dataNumber</w:t>
+      </w:r>
+      <w:r>
+        <w:t xml:space="preserve"> days.</w:t>
+      </w:r>
+    </w:p>
+    <w:p>
+      <w:pPr>
+        <w:pStyle w:val="Compact"/>
+        <w:numPr>
+          <w:ilvl w:val="0"/>
+          <w:numId w:val="84"/>
+        </w:numPr>
+      </w:pPr>
+      <w:r>
+        <w:rPr>
+          <w:b/>
+          <w:bCs/>
+        </w:rPr>
+        <w:t>Error Handling</w:t>
+      </w:r>
+      <w:r>
+        <w:t>: Logs errors to the console if API calls fail.</w:t>
+      </w:r>
+    </w:p>
+    <w:p>
+      <w:pPr>
+        <w:pStyle w:val="Cmsor3"/>
+      </w:pPr>
+      <w:bookmarkStart w:id="81" w:name="chart-configuration"/>
+      <w:bookmarkEnd w:id="80"/>
+      <w:r>
+        <w:t>Chart Configuration</w:t>
+      </w:r>
+    </w:p>
+    <w:p>
+      <w:pPr>
+        <w:pStyle w:val="Compact"/>
+        <w:numPr>
+          <w:ilvl w:val="0"/>
+          <w:numId w:val="85"/>
+        </w:numPr>
+      </w:pPr>
+      <w:r>
+        <w:rPr>
+          <w:b/>
+          <w:bCs/>
+        </w:rPr>
+        <w:t>Library</w:t>
+      </w:r>
+      <w:r>
+        <w:t>: MPAndroidChart is used for rendering the line chart.</w:t>
+      </w:r>
+    </w:p>
+    <w:p>
+      <w:pPr>
+        <w:pStyle w:val="Compact"/>
+        <w:numPr>
+          <w:ilvl w:val="0"/>
+          <w:numId w:val="85"/>
+        </w:numPr>
+      </w:pPr>
+      <w:r>
+        <w:rPr>
+          <w:b/>
+          <w:bCs/>
+        </w:rPr>
+        <w:t>XAxis and YAxis</w:t>
+      </w:r>
+      <w:r>
+        <w:t>:</w:t>
+      </w:r>
+    </w:p>
+    <w:p>
+      <w:pPr>
+        <w:pStyle w:val="Compact"/>
+        <w:numPr>
+          <w:ilvl w:val="1"/>
+          <w:numId w:val="86"/>
+        </w:numPr>
+      </w:pPr>
+      <w:r>
+        <w:t>Configured for proper labeling, grid lines, and styling.</w:t>
+      </w:r>
+    </w:p>
+    <w:p>
+      <w:pPr>
+        <w:pStyle w:val="Compact"/>
+        <w:numPr>
+          <w:ilvl w:val="1"/>
+          <w:numId w:val="86"/>
+        </w:numPr>
+      </w:pPr>
+      <w:r>
+        <w:t>X-axis labels are formatted as dates.</w:t>
+      </w:r>
+    </w:p>
+    <w:p>
+      <w:pPr>
+        <w:pStyle w:val="Compact"/>
+        <w:numPr>
+          <w:ilvl w:val="0"/>
+          <w:numId w:val="85"/>
+        </w:numPr>
+      </w:pPr>
+      <w:r>
+        <w:rPr>
+          <w:b/>
+          <w:bCs/>
+        </w:rPr>
+        <w:t>LineDataSet</w:t>
+      </w:r>
+      <w:r>
+        <w:t>:</w:t>
+      </w:r>
+    </w:p>
+    <w:p>
+      <w:pPr>
+        <w:pStyle w:val="Compact"/>
+        <w:numPr>
+          <w:ilvl w:val="1"/>
+          <w:numId w:val="87"/>
+        </w:numPr>
+      </w:pPr>
+      <w:r>
+        <w:t>Represents the currency values over time.</w:t>
+      </w:r>
+    </w:p>
+    <w:p>
+      <w:pPr>
+        <w:pStyle w:val="Compact"/>
+        <w:numPr>
+          <w:ilvl w:val="1"/>
+          <w:numId w:val="87"/>
+        </w:numPr>
+      </w:pPr>
+      <w:r>
+        <w:t>Styled with white text and grid lines.</w:t>
+      </w:r>
+    </w:p>
+    <w:p>
+      <w:r>
+        <w:pict w14:anchorId="3ACBFE9D">
+          <v:rect id="_x0000_i1041" style="width:0;height:1.5pt" o:hralign="center" o:hrstd="t" o:hr="t"/>
+        </w:pict>
+      </w:r>
+    </w:p>
+    <w:p>
+      <w:pPr>
+        <w:pStyle w:val="Cmsor2"/>
+      </w:pPr>
+      <w:bookmarkStart w:id="82" w:name="file-cardsfragment.java"/>
+      <w:bookmarkEnd w:id="77"/>
+      <w:bookmarkEnd w:id="81"/>
+      <w:r>
+        <w:t xml:space="preserve">File: </w:t>
+      </w:r>
+      <w:r>
+        <w:rPr>
+          <w:rStyle w:val="VerbatimChar"/>
+        </w:rPr>
+        <w:t>CardsFragment.java</w:t>
+      </w:r>
+    </w:p>
+    <w:p>
+      <w:pPr>
+        <w:pStyle w:val="Cmsor3"/>
+      </w:pPr>
+      <w:bookmarkStart w:id="83" w:name="overview-4"/>
+      <w:r>
+        <w:t>Overview</w:t>
+      </w:r>
+    </w:p>
+    <w:p>
+      <w:pPr>
+        <w:pStyle w:val="FirstParagraph"/>
+      </w:pPr>
+      <w:r>
+        <w:t xml:space="preserve">The </w:t>
+      </w:r>
+      <w:r>
+        <w:rPr>
+          <w:rStyle w:val="VerbatimChar"/>
+        </w:rPr>
+        <w:t>CardsFragment</w:t>
+      </w:r>
+      <w:r>
+        <w:t xml:space="preserve"> class is a </w:t>
+      </w:r>
+      <w:r>
+        <w:rPr>
+          <w:rStyle w:val="VerbatimChar"/>
+        </w:rPr>
+        <w:t>Fragment</w:t>
+      </w:r>
+      <w:r>
+        <w:t xml:space="preserve"> that displays and manages the user’s cards. It allows users to view their existing cards and add new ones.</w:t>
+      </w:r>
+    </w:p>
+    <w:p>
+      <w:pPr>
+        <w:pStyle w:val="Cmsor3"/>
+      </w:pPr>
+      <w:bookmarkStart w:id="84" w:name="key-components-5"/>
+      <w:bookmarkEnd w:id="83"/>
+      <w:r>
+        <w:t>Key Components</w:t>
+      </w:r>
+    </w:p>
+    <w:p>
+      <w:pPr>
+        <w:pStyle w:val="Compact"/>
+        <w:numPr>
+          <w:ilvl w:val="0"/>
+          <w:numId w:val="88"/>
+        </w:numPr>
+      </w:pPr>
+      <w:r>
+        <w:rPr>
+          <w:b/>
+          <w:bCs/>
+        </w:rPr>
+        <w:t>Fields</w:t>
+      </w:r>
+      <w:r>
+        <w:t>:</w:t>
+      </w:r>
+    </w:p>
+    <w:p>
+      <w:pPr>
+        <w:pStyle w:val="Compact"/>
+        <w:numPr>
+          <w:ilvl w:val="1"/>
+          <w:numId w:val="89"/>
+        </w:numPr>
+      </w:pPr>
+      <w:r>
+        <w:rPr>
+          <w:rStyle w:val="VerbatimChar"/>
+        </w:rPr>
+        <w:t>FragmentCardsBinding binding</w:t>
+      </w:r>
+      <w:r>
+        <w:t>: Used for UI binding.</w:t>
+      </w:r>
+    </w:p>
+    <w:p>
+      <w:pPr>
+        <w:pStyle w:val="Compact"/>
+        <w:numPr>
+          <w:ilvl w:val="1"/>
+          <w:numId w:val="89"/>
+        </w:numPr>
+      </w:pPr>
+      <w:r>
+        <w:rPr>
+          <w:rStyle w:val="VerbatimChar"/>
+        </w:rPr>
+        <w:t>ListView listView</w:t>
+      </w:r>
+      <w:r>
+        <w:t>: Displays the list of cards.</w:t>
+      </w:r>
+    </w:p>
+    <w:p>
+      <w:pPr>
+        <w:pStyle w:val="Compact"/>
+        <w:numPr>
+          <w:ilvl w:val="0"/>
+          <w:numId w:val="88"/>
+        </w:numPr>
+      </w:pPr>
+      <w:r>
+        <w:rPr>
+          <w:b/>
+          <w:bCs/>
+        </w:rPr>
+        <w:t>Methods</w:t>
+      </w:r>
+      <w:r>
+        <w:t>:</w:t>
+      </w:r>
+    </w:p>
+    <w:p>
+      <w:pPr>
+        <w:pStyle w:val="Compact"/>
+        <w:numPr>
+          <w:ilvl w:val="1"/>
+          <w:numId w:val="90"/>
+        </w:numPr>
+      </w:pPr>
+      <w:r>
+        <w:rPr>
+          <w:rStyle w:val="VerbatimChar"/>
+        </w:rPr>
+        <w:t>onCreateView()</w:t>
+      </w:r>
+      <w:r>
+        <w:t>: Inflates the fragment layout and initializes the card list.</w:t>
+      </w:r>
+    </w:p>
+    <w:p>
+      <w:pPr>
+        <w:pStyle w:val="Compact"/>
+        <w:numPr>
+          <w:ilvl w:val="1"/>
+          <w:numId w:val="90"/>
+        </w:numPr>
+      </w:pPr>
+      <w:r>
+        <w:rPr>
+          <w:rStyle w:val="VerbatimChar"/>
+        </w:rPr>
+        <w:t>init()</w:t>
+      </w:r>
+      <w:r>
+        <w:t>: Fetches the user’s cards and populates the list view.</w:t>
+      </w:r>
+    </w:p>
+    <w:p>
+      <w:pPr>
+        <w:pStyle w:val="Compact"/>
+        <w:numPr>
+          <w:ilvl w:val="1"/>
+          <w:numId w:val="90"/>
+        </w:numPr>
+      </w:pPr>
+      <w:r>
+        <w:rPr>
+          <w:rStyle w:val="VerbatimChar"/>
+        </w:rPr>
+        <w:t>onDestroyView()</w:t>
+      </w:r>
+      <w:r>
+        <w:t>: Cleans up the binding when the view is destroyed.</w:t>
+      </w:r>
+    </w:p>
+    <w:p>
+      <w:pPr>
+        <w:pStyle w:val="Cmsor3"/>
+      </w:pPr>
+      <w:bookmarkStart w:id="85" w:name="card-management"/>
+      <w:bookmarkEnd w:id="84"/>
+      <w:r>
+        <w:t>Card Management</w:t>
+      </w:r>
+    </w:p>
+    <w:p>
+      <w:pPr>
+        <w:pStyle w:val="Compact"/>
+        <w:numPr>
+          <w:ilvl w:val="0"/>
+          <w:numId w:val="91"/>
+        </w:numPr>
+      </w:pPr>
+      <w:r>
+        <w:rPr>
+          <w:b/>
+          <w:bCs/>
+        </w:rPr>
+        <w:t>Fetching Cards</w:t>
+      </w:r>
+      <w:r>
+        <w:t>:</w:t>
+      </w:r>
+    </w:p>
+    <w:p>
+      <w:pPr>
+        <w:pStyle w:val="Compact"/>
+        <w:numPr>
+          <w:ilvl w:val="1"/>
+          <w:numId w:val="92"/>
+        </w:numPr>
+      </w:pPr>
+      <w:r>
+        <w:t>Uses Retrofit to fetch the user’s cards based on their ID.</w:t>
+      </w:r>
+    </w:p>
+    <w:p>
+      <w:pPr>
+        <w:pStyle w:val="Compact"/>
+        <w:numPr>
+          <w:ilvl w:val="1"/>
+          <w:numId w:val="92"/>
+        </w:numPr>
+      </w:pPr>
+      <w:r>
+        <w:t xml:space="preserve">Displays the cards in a </w:t>
+      </w:r>
+      <w:r>
+        <w:rPr>
+          <w:rStyle w:val="VerbatimChar"/>
+        </w:rPr>
+        <w:t>ListView</w:t>
+      </w:r>
+      <w:r>
+        <w:t xml:space="preserve"> using a custom </w:t>
+      </w:r>
+      <w:r>
+        <w:rPr>
+          <w:rStyle w:val="VerbatimChar"/>
+        </w:rPr>
+        <w:t>CardsAdapter</w:t>
+      </w:r>
+      <w:r>
+        <w:t>.</w:t>
+      </w:r>
+    </w:p>
+    <w:p>
+      <w:pPr>
+        <w:pStyle w:val="Compact"/>
+        <w:numPr>
+          <w:ilvl w:val="0"/>
+          <w:numId w:val="91"/>
+        </w:numPr>
+      </w:pPr>
+      <w:r>
+        <w:rPr>
+          <w:b/>
+          <w:bCs/>
+        </w:rPr>
+        <w:t>Adding Cards</w:t>
+      </w:r>
+      <w:r>
+        <w:t>:</w:t>
+      </w:r>
+    </w:p>
+    <w:p>
+      <w:pPr>
+        <w:pStyle w:val="Compact"/>
+        <w:numPr>
+          <w:ilvl w:val="1"/>
+          <w:numId w:val="93"/>
+        </w:numPr>
+      </w:pPr>
+      <w:r>
+        <w:t>A floating action button (</w:t>
+      </w:r>
+      <w:r>
+        <w:rPr>
+          <w:rStyle w:val="VerbatimChar"/>
+        </w:rPr>
+        <w:t>fab</w:t>
+      </w:r>
+      <w:r>
+        <w:t>) triggers the creation of a new card.</w:t>
+      </w:r>
+    </w:p>
+    <w:p>
+      <w:pPr>
+        <w:pStyle w:val="Compact"/>
+        <w:numPr>
+          <w:ilvl w:val="1"/>
+          <w:numId w:val="93"/>
+        </w:numPr>
+      </w:pPr>
+      <w:r>
+        <w:lastRenderedPageBreak/>
+        <w:t>Sends a request to the server to create a card and refreshes the list on success.</w:t>
+      </w:r>
+    </w:p>
+    <w:p>
+      <w:pPr>
+        <w:pStyle w:val="Cmsor3"/>
+      </w:pPr>
+      <w:bookmarkStart w:id="86" w:name="error-handling"/>
+      <w:bookmarkEnd w:id="85"/>
+      <w:r>
+        <w:t>Error Handling</w:t>
+      </w:r>
+    </w:p>
+    <w:p>
+      <w:pPr>
+        <w:pStyle w:val="Compact"/>
+        <w:numPr>
+          <w:ilvl w:val="0"/>
+          <w:numId w:val="94"/>
+        </w:numPr>
+      </w:pPr>
+      <w:r>
+        <w:rPr>
+          <w:b/>
+          <w:bCs/>
+        </w:rPr>
+        <w:t>API Errors</w:t>
+      </w:r>
+      <w:r>
+        <w:t>:</w:t>
+      </w:r>
+    </w:p>
+    <w:p>
+      <w:pPr>
+        <w:pStyle w:val="Compact"/>
+        <w:numPr>
+          <w:ilvl w:val="1"/>
+          <w:numId w:val="95"/>
+        </w:numPr>
+      </w:pPr>
+      <w:r>
+        <w:t>Logs errors to the console if API calls fail.</w:t>
+      </w:r>
+    </w:p>
+    <w:p>
+      <w:pPr>
+        <w:pStyle w:val="Compact"/>
+        <w:numPr>
+          <w:ilvl w:val="1"/>
+          <w:numId w:val="95"/>
+        </w:numPr>
+      </w:pPr>
+      <w:r>
+        <w:t>Displays a toast message on successful card creation.</w:t>
+      </w:r>
+    </w:p>
+    <w:p>
+      <w:r>
+        <w:pict w14:anchorId="3EF3AE11">
+          <v:rect id="_x0000_i1042" style="width:0;height:1.5pt" o:hralign="center" o:hrstd="t" o:hr="t"/>
+        </w:pict>
+      </w:r>
+    </w:p>
+    <w:p>
+      <w:pPr>
+        <w:pStyle w:val="Cmsor2"/>
+      </w:pPr>
+      <w:bookmarkStart w:id="87" w:name="dependencies-2"/>
+      <w:bookmarkEnd w:id="82"/>
+      <w:bookmarkEnd w:id="86"/>
+      <w:r>
+        <w:t>Dependencies</w:t>
+      </w:r>
+    </w:p>
+    <w:p>
+      <w:pPr>
+        <w:pStyle w:val="Compact"/>
+        <w:numPr>
+          <w:ilvl w:val="0"/>
+          <w:numId w:val="96"/>
+        </w:numPr>
+      </w:pPr>
+      <w:r>
+        <w:rPr>
+          <w:b/>
+          <w:bCs/>
+        </w:rPr>
+        <w:t>Retrofit</w:t>
+      </w:r>
+      <w:r>
+        <w:t>: Used for making API calls to fetch and manage data.</w:t>
+      </w:r>
+    </w:p>
+    <w:p>
+      <w:pPr>
+        <w:pStyle w:val="Compact"/>
+        <w:numPr>
+          <w:ilvl w:val="0"/>
+          <w:numId w:val="96"/>
+        </w:numPr>
+      </w:pPr>
+      <w:r>
+        <w:rPr>
+          <w:b/>
+          <w:bCs/>
+        </w:rPr>
+        <w:t>MPAndroidChart</w:t>
+      </w:r>
+      <w:r>
+        <w:t xml:space="preserve">: Used for rendering the line chart in </w:t>
+      </w:r>
+      <w:r>
+        <w:rPr>
+          <w:rStyle w:val="VerbatimChar"/>
+        </w:rPr>
+        <w:t>arfolyamreszlet</w:t>
+      </w:r>
+      <w:r>
+        <w:t>.</w:t>
+      </w:r>
+    </w:p>
+    <w:p>
+      <w:pPr>
+        <w:pStyle w:val="Compact"/>
+        <w:numPr>
+          <w:ilvl w:val="0"/>
+          <w:numId w:val="96"/>
+        </w:numPr>
+      </w:pPr>
+      <w:r>
+        <w:rPr>
+          <w:b/>
+          <w:bCs/>
+        </w:rPr>
+        <w:t>Custom Adapters</w:t>
+      </w:r>
+      <w:r>
+        <w:t xml:space="preserve">: </w:t>
+      </w:r>
+      <w:r>
+        <w:rPr>
+          <w:rStyle w:val="VerbatimChar"/>
+        </w:rPr>
+        <w:t>CardsAdapter</w:t>
+      </w:r>
+      <w:r>
+        <w:t xml:space="preserve"> is used to display card data in a list view.</w:t>
+      </w:r>
+    </w:p>
+    <w:p>
+      <w:r>
+        <w:pict w14:anchorId="2569A4A2">
+          <v:rect id="_x0000_i1043" style="width:0;height:1.5pt" o:hralign="center" o:hrstd="t" o:hr="t"/>
+        </w:pict>
+      </w:r>
+    </w:p>
+    <w:p>
+      <w:pPr>
+        <w:pStyle w:val="Cmsor2"/>
+      </w:pPr>
+      <w:bookmarkStart w:id="88" w:name="file-cardinfo.java"/>
+      <w:bookmarkEnd w:id="87"/>
+      <w:r>
+        <w:t xml:space="preserve">File: </w:t>
+      </w:r>
+      <w:r>
+        <w:rPr>
+          <w:rStyle w:val="VerbatimChar"/>
+        </w:rPr>
+        <w:t>cardinfo.java</w:t>
+      </w:r>
+    </w:p>
+    <w:p>
+      <w:pPr>
+        <w:pStyle w:val="Cmsor3"/>
+      </w:pPr>
+      <w:bookmarkStart w:id="89" w:name="overview-5"/>
+      <w:r>
+        <w:t>Overview</w:t>
+      </w:r>
+    </w:p>
+    <w:p>
+      <w:pPr>
+        <w:pStyle w:val="FirstParagraph"/>
+      </w:pPr>
+      <w:r>
+        <w:t xml:space="preserve">The </w:t>
+      </w:r>
+      <w:r>
+        <w:rPr>
+          <w:rStyle w:val="VerbatimChar"/>
+        </w:rPr>
+        <w:t>cardinfo</w:t>
+      </w:r>
+      <w:r>
+        <w:t xml:space="preserve"> class is a </w:t>
+      </w:r>
+      <w:r>
+        <w:rPr>
+          <w:rStyle w:val="VerbatimChar"/>
+        </w:rPr>
+        <w:t>Fragment</w:t>
+      </w:r>
+      <w:r>
+        <w:t xml:space="preserve"> that displays detailed information about a specific card. It allows users to view card details, copy the card ID, delete the card, and manage associated users.</w:t>
+      </w:r>
+    </w:p>
+    <w:p>
+      <w:pPr>
+        <w:pStyle w:val="Cmsor3"/>
+      </w:pPr>
+      <w:bookmarkStart w:id="90" w:name="key-components-6"/>
+      <w:bookmarkEnd w:id="89"/>
+      <w:r>
+        <w:t>Key Components</w:t>
+      </w:r>
+    </w:p>
+    <w:p>
+      <w:pPr>
+        <w:pStyle w:val="Compact"/>
+        <w:numPr>
+          <w:ilvl w:val="0"/>
+          <w:numId w:val="97"/>
+        </w:numPr>
+      </w:pPr>
+      <w:r>
+        <w:rPr>
+          <w:b/>
+          <w:bCs/>
+        </w:rPr>
+        <w:t>Fields</w:t>
+      </w:r>
+      <w:r>
+        <w:t>:</w:t>
+      </w:r>
+    </w:p>
+    <w:p>
+      <w:pPr>
+        <w:pStyle w:val="Compact"/>
+        <w:numPr>
+          <w:ilvl w:val="1"/>
+          <w:numId w:val="98"/>
+        </w:numPr>
+      </w:pPr>
+      <w:r>
+        <w:rPr>
+          <w:rStyle w:val="VerbatimChar"/>
+        </w:rPr>
+        <w:t>cardId</w:t>
+      </w:r>
+      <w:r>
+        <w:t>: Stores the ID of the card.</w:t>
+      </w:r>
+    </w:p>
+    <w:p>
+      <w:pPr>
+        <w:pStyle w:val="Compact"/>
+        <w:numPr>
+          <w:ilvl w:val="1"/>
+          <w:numId w:val="98"/>
+        </w:numPr>
+      </w:pPr>
+      <w:r>
+        <w:rPr>
+          <w:rStyle w:val="VerbatimChar"/>
+        </w:rPr>
+        <w:t>binding</w:t>
+      </w:r>
+      <w:r>
+        <w:t>: Used for UI binding.</w:t>
+      </w:r>
+    </w:p>
+    <w:p>
+      <w:pPr>
+        <w:pStyle w:val="Compact"/>
+        <w:numPr>
+          <w:ilvl w:val="1"/>
+          <w:numId w:val="98"/>
+        </w:numPr>
+      </w:pPr>
+      <w:r>
+        <w:rPr>
+          <w:rStyle w:val="VerbatimChar"/>
+        </w:rPr>
+        <w:t>accessToken</w:t>
+      </w:r>
+      <w:r>
+        <w:t>: Stores the user’s access token.</w:t>
+      </w:r>
+    </w:p>
+    <w:p>
+      <w:pPr>
+        <w:pStyle w:val="Compact"/>
+        <w:numPr>
+          <w:ilvl w:val="1"/>
+          <w:numId w:val="98"/>
+        </w:numPr>
+      </w:pPr>
+      <w:r>
+        <w:rPr>
+          <w:rStyle w:val="VerbatimChar"/>
+        </w:rPr>
+        <w:t>cardInfoViewModel</w:t>
+      </w:r>
+      <w:r>
+        <w:t>: ViewModel for managing card data.</w:t>
+      </w:r>
+    </w:p>
+    <w:p>
+      <w:pPr>
+        <w:pStyle w:val="Compact"/>
+        <w:numPr>
+          <w:ilvl w:val="0"/>
+          <w:numId w:val="97"/>
+        </w:numPr>
+      </w:pPr>
+      <w:r>
+        <w:rPr>
+          <w:b/>
+          <w:bCs/>
+        </w:rPr>
+        <w:t>Methods</w:t>
+      </w:r>
+      <w:r>
+        <w:t>:</w:t>
+      </w:r>
+    </w:p>
+    <w:p>
+      <w:pPr>
+        <w:pStyle w:val="Compact"/>
+        <w:numPr>
+          <w:ilvl w:val="1"/>
+          <w:numId w:val="99"/>
+        </w:numPr>
+      </w:pPr>
+      <w:r>
+        <w:rPr>
+          <w:rStyle w:val="VerbatimChar"/>
+        </w:rPr>
+        <w:t>onCreateView()</w:t>
+      </w:r>
+      <w:r>
+        <w:t>: Initializes the fragment, sets up UI components, and fetches card data.</w:t>
+      </w:r>
+    </w:p>
+    <w:p>
+      <w:pPr>
+        <w:pStyle w:val="Compact"/>
+        <w:numPr>
+          <w:ilvl w:val="1"/>
+          <w:numId w:val="99"/>
+        </w:numPr>
+      </w:pPr>
+      <w:r>
+        <w:rPr>
+          <w:rStyle w:val="VerbatimChar"/>
+        </w:rPr>
+        <w:t>init()</w:t>
+      </w:r>
+      <w:r>
+        <w:t>: Fetches card information using the ViewModel.</w:t>
+      </w:r>
+    </w:p>
+    <w:p>
+      <w:pPr>
+        <w:pStyle w:val="Compact"/>
+        <w:numPr>
+          <w:ilvl w:val="1"/>
+          <w:numId w:val="99"/>
+        </w:numPr>
+      </w:pPr>
+      <w:r>
+        <w:rPr>
+          <w:rStyle w:val="VerbatimChar"/>
+        </w:rPr>
+        <w:t>updateUI(Card card)</w:t>
+      </w:r>
+      <w:r>
+        <w:t>: Updates the UI with the fetched card details.</w:t>
+      </w:r>
+    </w:p>
+    <w:p>
+      <w:pPr>
+        <w:pStyle w:val="Compact"/>
+        <w:numPr>
+          <w:ilvl w:val="1"/>
+          <w:numId w:val="99"/>
+        </w:numPr>
+      </w:pPr>
+      <w:r>
+        <w:rPr>
+          <w:rStyle w:val="VerbatimChar"/>
+        </w:rPr>
+        <w:t>updateCardUserList(Card card)</w:t>
+      </w:r>
+      <w:r>
+        <w:t>: Updates the list of users associated with the card.</w:t>
+      </w:r>
+    </w:p>
+    <w:p>
+      <w:pPr>
+        <w:pStyle w:val="Cmsor3"/>
+      </w:pPr>
+      <w:bookmarkStart w:id="91" w:name="features"/>
+      <w:bookmarkEnd w:id="90"/>
+      <w:r>
+        <w:t>Features</w:t>
+      </w:r>
+    </w:p>
+    <w:p>
+      <w:pPr>
+        <w:pStyle w:val="Compact"/>
+        <w:numPr>
+          <w:ilvl w:val="0"/>
+          <w:numId w:val="100"/>
+        </w:numPr>
+      </w:pPr>
+      <w:r>
+        <w:rPr>
+          <w:b/>
+          <w:bCs/>
+        </w:rPr>
+        <w:t>Copy Card ID</w:t>
+      </w:r>
+      <w:r>
+        <w:t>: Copies the card ID to the clipboard.</w:t>
+      </w:r>
+    </w:p>
+    <w:p>
+      <w:pPr>
+        <w:pStyle w:val="Compact"/>
+        <w:numPr>
+          <w:ilvl w:val="0"/>
+          <w:numId w:val="100"/>
+        </w:numPr>
+      </w:pPr>
+      <w:r>
+        <w:rPr>
+          <w:b/>
+          <w:bCs/>
+        </w:rPr>
+        <w:t>Delete Card</w:t>
+      </w:r>
+      <w:r>
+        <w:t>:</w:t>
+      </w:r>
+    </w:p>
+    <w:p>
+      <w:pPr>
+        <w:pStyle w:val="Compact"/>
+        <w:numPr>
+          <w:ilvl w:val="1"/>
+          <w:numId w:val="101"/>
+        </w:numPr>
+      </w:pPr>
+      <w:r>
+        <w:t>Deletes the card if the user is the owner.</w:t>
+      </w:r>
+    </w:p>
+    <w:p>
+      <w:pPr>
+        <w:pStyle w:val="Compact"/>
+        <w:numPr>
+          <w:ilvl w:val="1"/>
+          <w:numId w:val="101"/>
+        </w:numPr>
+      </w:pPr>
+      <w:r>
+        <w:t>Disconnects the user from the card if they are not the owner.</w:t>
+      </w:r>
+    </w:p>
+    <w:p>
+      <w:pPr>
+        <w:pStyle w:val="Compact"/>
+        <w:numPr>
+          <w:ilvl w:val="0"/>
+          <w:numId w:val="100"/>
+        </w:numPr>
+      </w:pPr>
+      <w:r>
+        <w:rPr>
+          <w:b/>
+          <w:bCs/>
+        </w:rPr>
+        <w:t>Manage Users</w:t>
+      </w:r>
+      <w:r>
+        <w:t>:</w:t>
+      </w:r>
+    </w:p>
+    <w:p>
+      <w:pPr>
+        <w:pStyle w:val="Compact"/>
+        <w:numPr>
+          <w:ilvl w:val="1"/>
+          <w:numId w:val="102"/>
+        </w:numPr>
+      </w:pPr>
+      <w:r>
+        <w:t>Displays a list of users associated with the card.</w:t>
+      </w:r>
+    </w:p>
+    <w:p>
+      <w:pPr>
+        <w:pStyle w:val="Compact"/>
+        <w:numPr>
+          <w:ilvl w:val="1"/>
+          <w:numId w:val="102"/>
+        </w:numPr>
+      </w:pPr>
+      <w:r>
+        <w:lastRenderedPageBreak/>
+        <w:t>Allows the owner to remove users from the card.</w:t>
+      </w:r>
+    </w:p>
+    <w:p>
+      <w:r>
+        <w:pict w14:anchorId="60DDA840">
+          <v:rect id="_x0000_i1044" style="width:0;height:1.5pt" o:hralign="center" o:hrstd="t" o:hr="t"/>
+        </w:pict>
+      </w:r>
+    </w:p>
+    <w:p>
+      <w:pPr>
+        <w:pStyle w:val="Cmsor2"/>
+      </w:pPr>
+      <w:bookmarkStart w:id="92" w:name="file-cardinfoviewmodel.java"/>
+      <w:bookmarkEnd w:id="88"/>
+      <w:bookmarkEnd w:id="91"/>
+      <w:r>
+        <w:t xml:space="preserve">File: </w:t>
+      </w:r>
+      <w:r>
+        <w:rPr>
+          <w:rStyle w:val="VerbatimChar"/>
+        </w:rPr>
+        <w:t>CardInfoViewModel.java</w:t>
+      </w:r>
+    </w:p>
+    <w:p>
+      <w:pPr>
+        <w:pStyle w:val="Cmsor3"/>
+      </w:pPr>
+      <w:bookmarkStart w:id="93" w:name="overview-6"/>
+      <w:r>
+        <w:t>Overview</w:t>
+      </w:r>
+    </w:p>
+    <w:p>
+      <w:pPr>
+        <w:pStyle w:val="FirstParagraph"/>
+      </w:pPr>
+      <w:r>
+        <w:t xml:space="preserve">The </w:t>
+      </w:r>
+      <w:r>
+        <w:rPr>
+          <w:rStyle w:val="VerbatimChar"/>
+        </w:rPr>
+        <w:t>CardInfoViewModel</w:t>
+      </w:r>
+      <w:r>
+        <w:t xml:space="preserve"> class is a </w:t>
+      </w:r>
+      <w:r>
+        <w:rPr>
+          <w:rStyle w:val="VerbatimChar"/>
+        </w:rPr>
+        <w:t>ViewModel</w:t>
+      </w:r>
+      <w:r>
+        <w:t xml:space="preserve"> that manages the card data for the </w:t>
+      </w:r>
+      <w:r>
+        <w:rPr>
+          <w:rStyle w:val="VerbatimChar"/>
+        </w:rPr>
+        <w:t>cardinfo</w:t>
+      </w:r>
+      <w:r>
+        <w:t xml:space="preserve"> fragment. It fetches card details from the server and provides them as live data.</w:t>
+      </w:r>
+    </w:p>
+    <w:p>
+      <w:pPr>
+        <w:pStyle w:val="Cmsor3"/>
+      </w:pPr>
+      <w:bookmarkStart w:id="94" w:name="key-components-7"/>
+      <w:bookmarkEnd w:id="93"/>
+      <w:r>
+        <w:t>Key Components</w:t>
+      </w:r>
+    </w:p>
+    <w:p>
+      <w:pPr>
+        <w:pStyle w:val="Compact"/>
+        <w:numPr>
+          <w:ilvl w:val="0"/>
+          <w:numId w:val="103"/>
+        </w:numPr>
+      </w:pPr>
+      <w:r>
+        <w:rPr>
+          <w:b/>
+          <w:bCs/>
+        </w:rPr>
+        <w:t>Fields</w:t>
+      </w:r>
+      <w:r>
+        <w:t>:</w:t>
+      </w:r>
+    </w:p>
+    <w:p>
+      <w:pPr>
+        <w:pStyle w:val="Compact"/>
+        <w:numPr>
+          <w:ilvl w:val="1"/>
+          <w:numId w:val="104"/>
+        </w:numPr>
+      </w:pPr>
+      <w:r>
+        <w:rPr>
+          <w:rStyle w:val="VerbatimChar"/>
+        </w:rPr>
+        <w:t>cardLiveData</w:t>
+      </w:r>
+      <w:r>
+        <w:t xml:space="preserve">: A </w:t>
+      </w:r>
+      <w:r>
+        <w:rPr>
+          <w:rStyle w:val="VerbatimChar"/>
+        </w:rPr>
+        <w:t>MutableLiveData</w:t>
+      </w:r>
+      <w:r>
+        <w:t xml:space="preserve"> object that holds the card data.</w:t>
+      </w:r>
+    </w:p>
+    <w:p>
+      <w:pPr>
+        <w:pStyle w:val="Compact"/>
+        <w:numPr>
+          <w:ilvl w:val="1"/>
+          <w:numId w:val="104"/>
+        </w:numPr>
+      </w:pPr>
+      <w:r>
+        <w:rPr>
+          <w:rStyle w:val="VerbatimChar"/>
+        </w:rPr>
+        <w:t>retrofitApiService</w:t>
+      </w:r>
+      <w:r>
+        <w:t>: Used to make API calls.</w:t>
+      </w:r>
+    </w:p>
+    <w:p>
+      <w:pPr>
+        <w:pStyle w:val="Compact"/>
+        <w:numPr>
+          <w:ilvl w:val="0"/>
+          <w:numId w:val="103"/>
+        </w:numPr>
+      </w:pPr>
+      <w:r>
+        <w:rPr>
+          <w:b/>
+          <w:bCs/>
+        </w:rPr>
+        <w:t>Methods</w:t>
+      </w:r>
+      <w:r>
+        <w:t>:</w:t>
+      </w:r>
+    </w:p>
+    <w:p>
+      <w:pPr>
+        <w:pStyle w:val="Compact"/>
+        <w:numPr>
+          <w:ilvl w:val="1"/>
+          <w:numId w:val="105"/>
+        </w:numPr>
+      </w:pPr>
+      <w:r>
+        <w:rPr>
+          <w:rStyle w:val="VerbatimChar"/>
+        </w:rPr>
+        <w:t>getCardLiveData()</w:t>
+      </w:r>
+      <w:r>
+        <w:t>: Returns the live data for the card.</w:t>
+      </w:r>
+    </w:p>
+    <w:p>
+      <w:pPr>
+        <w:pStyle w:val="Compact"/>
+        <w:numPr>
+          <w:ilvl w:val="1"/>
+          <w:numId w:val="105"/>
+        </w:numPr>
+      </w:pPr>
+      <w:r>
+        <w:rPr>
+          <w:rStyle w:val="VerbatimChar"/>
+        </w:rPr>
+        <w:t>fetchCardInfo(String cardId, String accessToken)</w:t>
+      </w:r>
+      <w:r>
+        <w:t>: Fetches card details from the server.</w:t>
+      </w:r>
+    </w:p>
+    <w:p>
+      <w:pPr>
+        <w:pStyle w:val="Cmsor3"/>
+      </w:pPr>
+      <w:bookmarkStart w:id="95" w:name="features-1"/>
+      <w:bookmarkEnd w:id="94"/>
+      <w:r>
+        <w:t>Features</w:t>
+      </w:r>
+    </w:p>
+    <w:p>
+      <w:pPr>
+        <w:pStyle w:val="Compact"/>
+        <w:numPr>
+          <w:ilvl w:val="0"/>
+          <w:numId w:val="106"/>
+        </w:numPr>
+      </w:pPr>
+      <w:r>
+        <w:rPr>
+          <w:b/>
+          <w:bCs/>
+        </w:rPr>
+        <w:t>Live Data</w:t>
+      </w:r>
+      <w:r>
+        <w:t>: Provides real-time updates to the UI when card data changes.</w:t>
+      </w:r>
+    </w:p>
+    <w:p>
+      <w:pPr>
+        <w:pStyle w:val="Compact"/>
+        <w:numPr>
+          <w:ilvl w:val="0"/>
+          <w:numId w:val="106"/>
+        </w:numPr>
+      </w:pPr>
+      <w:r>
+        <w:rPr>
+          <w:b/>
+          <w:bCs/>
+        </w:rPr>
+        <w:t>API Integration</w:t>
+      </w:r>
+      <w:r>
+        <w:t>: Uses Retrofit to fetch card details and handle server responses.</w:t>
+      </w:r>
+    </w:p>
+    <w:p>
+      <w:r>
+        <w:pict w14:anchorId="328C9171">
+          <v:rect id="_x0000_i1045" style="width:0;height:1.5pt" o:hralign="center" o:hrstd="t" o:hr="t"/>
+        </w:pict>
+      </w:r>
+    </w:p>
+    <w:p>
+      <w:pPr>
+        <w:pStyle w:val="Cmsor2"/>
+      </w:pPr>
+      <w:bookmarkStart w:id="96" w:name="file-popupadduser.java"/>
+      <w:bookmarkEnd w:id="92"/>
+      <w:bookmarkEnd w:id="95"/>
+      <w:r>
+        <w:t xml:space="preserve">File: </w:t>
+      </w:r>
+      <w:r>
+        <w:rPr>
+          <w:rStyle w:val="VerbatimChar"/>
+        </w:rPr>
+        <w:t>popUpAddUser.java</w:t>
+      </w:r>
+    </w:p>
+    <w:p>
+      <w:pPr>
+        <w:pStyle w:val="Cmsor3"/>
+      </w:pPr>
+      <w:bookmarkStart w:id="97" w:name="overview-7"/>
+      <w:r>
+        <w:t>Overview</w:t>
+      </w:r>
+    </w:p>
+    <w:p>
+      <w:pPr>
+        <w:pStyle w:val="FirstParagraph"/>
+      </w:pPr>
+      <w:r>
+        <w:t xml:space="preserve">The </w:t>
+      </w:r>
+      <w:r>
+        <w:rPr>
+          <w:rStyle w:val="VerbatimChar"/>
+        </w:rPr>
+        <w:t>popUpAddUser</w:t>
+      </w:r>
+      <w:r>
+        <w:t xml:space="preserve"> class is an </w:t>
+      </w:r>
+      <w:r>
+        <w:rPr>
+          <w:rStyle w:val="VerbatimChar"/>
+        </w:rPr>
+        <w:t>Activity</w:t>
+      </w:r>
+      <w:r>
+        <w:t xml:space="preserve"> that allows users to add a new user to a card. It validates the email address and sends a request to the server to update the card’s user list.</w:t>
+      </w:r>
+    </w:p>
+    <w:p>
+      <w:pPr>
+        <w:pStyle w:val="Cmsor3"/>
+      </w:pPr>
+      <w:bookmarkStart w:id="98" w:name="key-components-8"/>
+      <w:bookmarkEnd w:id="97"/>
+      <w:r>
+        <w:t>Key Components</w:t>
+      </w:r>
+    </w:p>
+    <w:p>
+      <w:pPr>
+        <w:pStyle w:val="Compact"/>
+        <w:numPr>
+          <w:ilvl w:val="0"/>
+          <w:numId w:val="107"/>
+        </w:numPr>
+      </w:pPr>
+      <w:r>
+        <w:rPr>
+          <w:b/>
+          <w:bCs/>
+        </w:rPr>
+        <w:t>Fields</w:t>
+      </w:r>
+      <w:r>
+        <w:t>:</w:t>
+      </w:r>
+    </w:p>
+    <w:p>
+      <w:pPr>
+        <w:pStyle w:val="Compact"/>
+        <w:numPr>
+          <w:ilvl w:val="1"/>
+          <w:numId w:val="108"/>
+        </w:numPr>
+      </w:pPr>
+      <w:r>
+        <w:rPr>
+          <w:rStyle w:val="VerbatimChar"/>
+        </w:rPr>
+        <w:t>back</w:t>
+      </w:r>
+      <w:r>
+        <w:t>: Button to cancel the operation and close the activity.</w:t>
+      </w:r>
+    </w:p>
+    <w:p>
+      <w:pPr>
+        <w:pStyle w:val="Compact"/>
+        <w:numPr>
+          <w:ilvl w:val="1"/>
+          <w:numId w:val="108"/>
+        </w:numPr>
+      </w:pPr>
+      <w:r>
+        <w:rPr>
+          <w:rStyle w:val="VerbatimChar"/>
+        </w:rPr>
+        <w:t>send</w:t>
+      </w:r>
+      <w:r>
+        <w:t>: Button to submit the email and add the user.</w:t>
+      </w:r>
+    </w:p>
+    <w:p>
+      <w:pPr>
+        <w:pStyle w:val="Compact"/>
+        <w:numPr>
+          <w:ilvl w:val="1"/>
+          <w:numId w:val="108"/>
+        </w:numPr>
+      </w:pPr>
+      <w:r>
+        <w:rPr>
+          <w:rStyle w:val="VerbatimChar"/>
+        </w:rPr>
+        <w:t>email</w:t>
+      </w:r>
+      <w:r>
+        <w:t>: Input field for the user’s email address.</w:t>
+      </w:r>
+    </w:p>
+    <w:p>
+      <w:pPr>
+        <w:pStyle w:val="Compact"/>
+        <w:numPr>
+          <w:ilvl w:val="1"/>
+          <w:numId w:val="108"/>
+        </w:numPr>
+      </w:pPr>
+      <w:r>
+        <w:rPr>
+          <w:rStyle w:val="VerbatimChar"/>
+        </w:rPr>
+        <w:t>cardid</w:t>
+      </w:r>
+      <w:r>
+        <w:t>: Stores the ID of the card.</w:t>
+      </w:r>
+    </w:p>
+    <w:p>
+      <w:pPr>
+        <w:pStyle w:val="Compact"/>
+        <w:numPr>
+          <w:ilvl w:val="0"/>
+          <w:numId w:val="107"/>
+        </w:numPr>
+      </w:pPr>
+      <w:r>
+        <w:rPr>
+          <w:b/>
+          <w:bCs/>
+        </w:rPr>
+        <w:t>Methods</w:t>
+      </w:r>
+      <w:r>
+        <w:t>:</w:t>
+      </w:r>
+    </w:p>
+    <w:p>
+      <w:pPr>
+        <w:pStyle w:val="Compact"/>
+        <w:numPr>
+          <w:ilvl w:val="1"/>
+          <w:numId w:val="109"/>
+        </w:numPr>
+      </w:pPr>
+      <w:r>
+        <w:rPr>
+          <w:rStyle w:val="VerbatimChar"/>
+        </w:rPr>
+        <w:t>onCreate(Bundle savedInstanceState)</w:t>
+      </w:r>
+      <w:r>
+        <w:t>: Initializes the activity and sets up UI components.</w:t>
+      </w:r>
+    </w:p>
+    <w:p>
+      <w:pPr>
+        <w:pStyle w:val="Compact"/>
+        <w:numPr>
+          <w:ilvl w:val="1"/>
+          <w:numId w:val="109"/>
+        </w:numPr>
+      </w:pPr>
+      <w:r>
+        <w:rPr>
+          <w:rStyle w:val="VerbatimChar"/>
+        </w:rPr>
+        <w:t>init()</w:t>
+      </w:r>
+      <w:r>
+        <w:t>: Sets up the UI components and retrieves the card ID from the intent.</w:t>
+      </w:r>
+    </w:p>
+    <w:p>
+      <w:pPr>
+        <w:pStyle w:val="Cmsor3"/>
+      </w:pPr>
+      <w:bookmarkStart w:id="99" w:name="features-2"/>
+      <w:bookmarkEnd w:id="98"/>
+      <w:r>
+        <w:t>Features</w:t>
+      </w:r>
+    </w:p>
+    <w:p>
+      <w:pPr>
+        <w:pStyle w:val="Compact"/>
+        <w:numPr>
+          <w:ilvl w:val="0"/>
+          <w:numId w:val="110"/>
+        </w:numPr>
+      </w:pPr>
+      <w:r>
+        <w:rPr>
+          <w:b/>
+          <w:bCs/>
+        </w:rPr>
+        <w:t>Email Validation</w:t>
+      </w:r>
+      <w:r>
+        <w:t>: Ensures the email address is valid before sending the request.</w:t>
+      </w:r>
+    </w:p>
+    <w:p>
+      <w:pPr>
+        <w:pStyle w:val="Compact"/>
+        <w:numPr>
+          <w:ilvl w:val="0"/>
+          <w:numId w:val="110"/>
+        </w:numPr>
+      </w:pPr>
+      <w:r>
+        <w:rPr>
+          <w:b/>
+          <w:bCs/>
+        </w:rPr>
+        <w:t>Add User</w:t>
+      </w:r>
+      <w:r>
+        <w:t>: Sends a request to the server to add the user to the card.</w:t>
+      </w:r>
+    </w:p>
+    <w:p>
+      <w:pPr>
+        <w:pStyle w:val="Compact"/>
+        <w:numPr>
+          <w:ilvl w:val="0"/>
+          <w:numId w:val="110"/>
+        </w:numPr>
+      </w:pPr>
+      <w:r>
+        <w:rPr>
+          <w:b/>
+          <w:bCs/>
+        </w:rPr>
+        <w:lastRenderedPageBreak/>
+        <w:t>Responsive UI</w:t>
+      </w:r>
+      <w:r>
+        <w:t>: Adjusts the activity’s layout to fit the screen size.</w:t>
+      </w:r>
+    </w:p>
+    <w:p>
+      <w:r>
+        <w:pict w14:anchorId="55B46EFF">
+          <v:rect id="_x0000_i1046" style="width:0;height:1.5pt" o:hralign="center" o:hrstd="t" o:hr="t"/>
+        </w:pict>
+      </w:r>
+    </w:p>
+    <w:p>
+      <w:pPr>
+        <w:pStyle w:val="Cmsor2"/>
+      </w:pPr>
+      <w:bookmarkStart w:id="100" w:name="dependencies-3"/>
+      <w:bookmarkEnd w:id="96"/>
+      <w:bookmarkEnd w:id="99"/>
+      <w:r>
+        <w:t>Dependencies</w:t>
+      </w:r>
+    </w:p>
+    <w:p>
+      <w:pPr>
+        <w:pStyle w:val="Compact"/>
+        <w:numPr>
+          <w:ilvl w:val="0"/>
+          <w:numId w:val="111"/>
+        </w:numPr>
+      </w:pPr>
+      <w:r>
+        <w:rPr>
+          <w:b/>
+          <w:bCs/>
+        </w:rPr>
+        <w:t>Retrofit</w:t>
+      </w:r>
+      <w:r>
+        <w:t>: Used for making API calls to fetch and update card data.</w:t>
+      </w:r>
+    </w:p>
+    <w:p>
+      <w:pPr>
+        <w:pStyle w:val="Compact"/>
+        <w:numPr>
+          <w:ilvl w:val="0"/>
+          <w:numId w:val="111"/>
+        </w:numPr>
+      </w:pPr>
+      <w:r>
+        <w:rPr>
+          <w:b/>
+          <w:bCs/>
+        </w:rPr>
+        <w:t>LiveData</w:t>
+      </w:r>
+      <w:r>
+        <w:t xml:space="preserve">: Used in </w:t>
+      </w:r>
+      <w:r>
+        <w:rPr>
+          <w:rStyle w:val="VerbatimChar"/>
+        </w:rPr>
+        <w:t>CardInfoViewModel</w:t>
+      </w:r>
+      <w:r>
+        <w:t xml:space="preserve"> to provide real-time updates to the UI.</w:t>
+      </w:r>
+    </w:p>
+    <w:p>
+      <w:pPr>
+        <w:pStyle w:val="Compact"/>
+        <w:numPr>
+          <w:ilvl w:val="0"/>
+          <w:numId w:val="111"/>
+        </w:numPr>
+      </w:pPr>
+      <w:r>
+        <w:rPr>
+          <w:b/>
+          <w:bCs/>
+        </w:rPr>
+        <w:t>Navigation Component</w:t>
+      </w:r>
+      <w:r>
+        <w:t xml:space="preserve">: Used in </w:t>
+      </w:r>
+      <w:r>
+        <w:rPr>
+          <w:rStyle w:val="VerbatimChar"/>
+        </w:rPr>
+        <w:t>cardinfo</w:t>
+      </w:r>
+      <w:r>
+        <w:t xml:space="preserve"> for navigating between fragments.</w:t>
+      </w:r>
+    </w:p>
+    <w:p>
+      <w:r>
+        <w:pict w14:anchorId="06130967">
+          <v:rect id="_x0000_i1047" style="width:0;height:1.5pt" o:hralign="center" o:hrstd="t" o:hr="t"/>
+        </w:pict>
+      </w:r>
+    </w:p>
+    <w:p>
+      <w:pPr>
+        <w:pStyle w:val="Cmsor2"/>
+      </w:pPr>
+      <w:bookmarkStart w:id="101" w:name="file-card.java"/>
+      <w:bookmarkEnd w:id="100"/>
+      <w:r>
+        <w:t xml:space="preserve">File: </w:t>
+      </w:r>
+      <w:r>
+        <w:rPr>
+          <w:rStyle w:val="VerbatimChar"/>
+        </w:rPr>
+        <w:t>Card.java</w:t>
+      </w:r>
+    </w:p>
+    <w:p>
+      <w:pPr>
+        <w:pStyle w:val="Cmsor3"/>
+      </w:pPr>
+      <w:bookmarkStart w:id="102" w:name="overview-8"/>
+      <w:r>
+        <w:t>Overview</w:t>
+      </w:r>
+    </w:p>
+    <w:p>
+      <w:pPr>
+        <w:pStyle w:val="FirstParagraph"/>
+      </w:pPr>
+      <w:r>
+        <w:t xml:space="preserve">The </w:t>
+      </w:r>
+      <w:r>
+        <w:rPr>
+          <w:rStyle w:val="VerbatimChar"/>
+        </w:rPr>
+        <w:t>Card</w:t>
+      </w:r>
+      <w:r>
+        <w:t xml:space="preserve"> class represents a bank card and contains details such as the card’s ID, currency, total balance, owner information, and associated transactions.</w:t>
+      </w:r>
+    </w:p>
+    <w:p>
+      <w:pPr>
+        <w:pStyle w:val="Cmsor3"/>
+      </w:pPr>
+      <w:bookmarkStart w:id="103" w:name="key-components-9"/>
+      <w:bookmarkEnd w:id="102"/>
+      <w:r>
+        <w:t>Key Components</w:t>
+      </w:r>
+    </w:p>
+    <w:p>
+      <w:pPr>
+        <w:pStyle w:val="Compact"/>
+        <w:numPr>
+          <w:ilvl w:val="0"/>
+          <w:numId w:val="112"/>
+        </w:numPr>
+      </w:pPr>
+      <w:r>
+        <w:rPr>
+          <w:b/>
+          <w:bCs/>
+        </w:rPr>
+        <w:t>Fields</w:t>
+      </w:r>
+      <w:r>
+        <w:t>:</w:t>
+      </w:r>
+    </w:p>
+    <w:p>
+      <w:pPr>
+        <w:pStyle w:val="Compact"/>
+        <w:numPr>
+          <w:ilvl w:val="1"/>
+          <w:numId w:val="113"/>
+        </w:numPr>
+      </w:pPr>
+      <w:r>
+        <w:rPr>
+          <w:rStyle w:val="VerbatimChar"/>
+        </w:rPr>
+        <w:t>id</w:t>
+      </w:r>
+      <w:r>
+        <w:t>: Unique identifier for the card.</w:t>
+      </w:r>
+    </w:p>
+    <w:p>
+      <w:pPr>
+        <w:pStyle w:val="Compact"/>
+        <w:numPr>
+          <w:ilvl w:val="1"/>
+          <w:numId w:val="113"/>
+        </w:numPr>
+      </w:pPr>
+      <w:r>
+        <w:rPr>
+          <w:rStyle w:val="VerbatimChar"/>
+        </w:rPr>
+        <w:t>currency</w:t>
+      </w:r>
+      <w:r>
+        <w:t>: The currency type (e.g., HUF, USD).</w:t>
+      </w:r>
+    </w:p>
+    <w:p>
+      <w:pPr>
+        <w:pStyle w:val="Compact"/>
+        <w:numPr>
+          <w:ilvl w:val="1"/>
+          <w:numId w:val="113"/>
+        </w:numPr>
+      </w:pPr>
+      <w:r>
+        <w:rPr>
+          <w:rStyle w:val="VerbatimChar"/>
+        </w:rPr>
+        <w:t>total</w:t>
+      </w:r>
+      <w:r>
+        <w:t>: Total balance on the card.</w:t>
+      </w:r>
+    </w:p>
+    <w:p>
+      <w:pPr>
+        <w:pStyle w:val="Compact"/>
+        <w:numPr>
+          <w:ilvl w:val="1"/>
+          <w:numId w:val="113"/>
+        </w:numPr>
+      </w:pPr>
+      <w:r>
+        <w:rPr>
+          <w:rStyle w:val="VerbatimChar"/>
+        </w:rPr>
+        <w:t>ownerName</w:t>
+      </w:r>
+      <w:r>
+        <w:t xml:space="preserve"> and </w:t>
+      </w:r>
+      <w:r>
+        <w:rPr>
+          <w:rStyle w:val="VerbatimChar"/>
+        </w:rPr>
+        <w:t>ownerId</w:t>
+      </w:r>
+      <w:r>
+        <w:t>: Information about the card owner.</w:t>
+      </w:r>
+    </w:p>
+    <w:p>
+      <w:pPr>
+        <w:pStyle w:val="Compact"/>
+        <w:numPr>
+          <w:ilvl w:val="1"/>
+          <w:numId w:val="113"/>
+        </w:numPr>
+      </w:pPr>
+      <w:r>
+        <w:rPr>
+          <w:rStyle w:val="VerbatimChar"/>
+        </w:rPr>
+        <w:t>repeatableTransaction</w:t>
+      </w:r>
+      <w:r>
+        <w:t>: Array of repeatable transactions associated with the card.</w:t>
+      </w:r>
+    </w:p>
+    <w:p>
+      <w:pPr>
+        <w:pStyle w:val="Compact"/>
+        <w:numPr>
+          <w:ilvl w:val="0"/>
+          <w:numId w:val="112"/>
+        </w:numPr>
+      </w:pPr>
+      <w:r>
+        <w:rPr>
+          <w:b/>
+          <w:bCs/>
+        </w:rPr>
+        <w:t>Constructors</w:t>
+      </w:r>
+      <w:r>
+        <w:t>: Multiple constructors to initialize the card with varying levels of detail.</w:t>
+      </w:r>
+    </w:p>
+    <w:p>
+      <w:pPr>
+        <w:pStyle w:val="Compact"/>
+        <w:numPr>
+          <w:ilvl w:val="0"/>
+          <w:numId w:val="112"/>
+        </w:numPr>
+      </w:pPr>
+      <w:r>
+        <w:rPr>
+          <w:b/>
+          <w:bCs/>
+        </w:rPr>
+        <w:t>Methods</w:t>
+      </w:r>
+      <w:r>
+        <w:t>:</w:t>
+      </w:r>
+    </w:p>
+    <w:p>
+      <w:pPr>
+        <w:pStyle w:val="Compact"/>
+        <w:numPr>
+          <w:ilvl w:val="1"/>
+          <w:numId w:val="114"/>
+        </w:numPr>
+      </w:pPr>
+      <w:r>
+        <w:t>Getters and setters for all fields.</w:t>
+      </w:r>
+    </w:p>
+    <w:p>
+      <w:pPr>
+        <w:pStyle w:val="Compact"/>
+        <w:numPr>
+          <w:ilvl w:val="1"/>
+          <w:numId w:val="114"/>
+        </w:numPr>
+      </w:pPr>
+      <w:r>
+        <w:rPr>
+          <w:rStyle w:val="VerbatimChar"/>
+        </w:rPr>
+        <w:t>toString()</w:t>
+      </w:r>
+      <w:r>
+        <w:t>: Provides a string representation of the card.</w:t>
+      </w:r>
+    </w:p>
+    <w:p>
+      <w:r>
+        <w:pict w14:anchorId="235C62F3">
+          <v:rect id="_x0000_i1048" style="width:0;height:1.5pt" o:hralign="center" o:hrstd="t" o:hr="t"/>
+        </w:pict>
+      </w:r>
+    </w:p>
+    <w:p>
+      <w:pPr>
+        <w:pStyle w:val="Cmsor2"/>
+      </w:pPr>
+      <w:bookmarkStart w:id="104" w:name="file-cardsadapter.java"/>
+      <w:bookmarkEnd w:id="101"/>
+      <w:bookmarkEnd w:id="103"/>
+      <w:r>
+        <w:t xml:space="preserve">File: </w:t>
+      </w:r>
+      <w:r>
+        <w:rPr>
+          <w:rStyle w:val="VerbatimChar"/>
+        </w:rPr>
+        <w:t>CardsAdapter.java</w:t>
+      </w:r>
+    </w:p>
+    <w:p>
+      <w:pPr>
+        <w:pStyle w:val="Cmsor3"/>
+      </w:pPr>
+      <w:bookmarkStart w:id="105" w:name="overview-9"/>
+      <w:r>
+        <w:t>Overview</w:t>
+      </w:r>
+    </w:p>
+    <w:p>
+      <w:pPr>
+        <w:pStyle w:val="FirstParagraph"/>
+      </w:pPr>
+      <w:r>
+        <w:t xml:space="preserve">The </w:t>
+      </w:r>
+      <w:r>
+        <w:rPr>
+          <w:rStyle w:val="VerbatimChar"/>
+        </w:rPr>
+        <w:t>CardsAdapter</w:t>
+      </w:r>
+      <w:r>
+        <w:t xml:space="preserve"> class is a custom adapter for displaying a list of cards in a </w:t>
+      </w:r>
+      <w:r>
+        <w:rPr>
+          <w:rStyle w:val="VerbatimChar"/>
+        </w:rPr>
+        <w:t>ListView</w:t>
+      </w:r>
+      <w:r>
+        <w:t>.</w:t>
+      </w:r>
+    </w:p>
+    <w:p>
+      <w:pPr>
+        <w:pStyle w:val="Cmsor3"/>
+      </w:pPr>
+      <w:bookmarkStart w:id="106" w:name="key-components-10"/>
+      <w:bookmarkEnd w:id="105"/>
+      <w:r>
+        <w:t>Key Components</w:t>
+      </w:r>
+    </w:p>
+    <w:p>
+      <w:pPr>
+        <w:pStyle w:val="Compact"/>
+        <w:numPr>
+          <w:ilvl w:val="0"/>
+          <w:numId w:val="115"/>
+        </w:numPr>
+      </w:pPr>
+      <w:r>
+        <w:rPr>
+          <w:b/>
+          <w:bCs/>
+        </w:rPr>
+        <w:t>Fields</w:t>
+      </w:r>
+      <w:r>
+        <w:t>:</w:t>
+      </w:r>
+    </w:p>
+    <w:p>
+      <w:pPr>
+        <w:pStyle w:val="Compact"/>
+        <w:numPr>
+          <w:ilvl w:val="1"/>
+          <w:numId w:val="116"/>
+        </w:numPr>
+      </w:pPr>
+      <w:r>
+        <w:rPr>
+          <w:rStyle w:val="VerbatimChar"/>
+        </w:rPr>
+        <w:t>cardList</w:t>
+      </w:r>
+      <w:r>
+        <w:t xml:space="preserve">: List of </w:t>
+      </w:r>
+      <w:r>
+        <w:rPr>
+          <w:rStyle w:val="VerbatimChar"/>
+        </w:rPr>
+        <w:t>Card</w:t>
+      </w:r>
+      <w:r>
+        <w:t xml:space="preserve"> objects to display.</w:t>
+      </w:r>
+    </w:p>
+    <w:p>
+      <w:pPr>
+        <w:pStyle w:val="Compact"/>
+        <w:numPr>
+          <w:ilvl w:val="1"/>
+          <w:numId w:val="116"/>
+        </w:numPr>
+      </w:pPr>
+      <w:r>
+        <w:rPr>
+          <w:rStyle w:val="VerbatimChar"/>
+        </w:rPr>
+        <w:t>context</w:t>
+      </w:r>
+      <w:r>
+        <w:t>: The context in which the adapter is used.</w:t>
+      </w:r>
+    </w:p>
+    <w:p>
+      <w:pPr>
+        <w:pStyle w:val="Compact"/>
+        <w:numPr>
+          <w:ilvl w:val="1"/>
+          <w:numId w:val="116"/>
+        </w:numPr>
+      </w:pPr>
+      <w:r>
+        <w:rPr>
+          <w:rStyle w:val="VerbatimChar"/>
+        </w:rPr>
+        <w:t>fragmentManager</w:t>
+      </w:r>
+      <w:r>
+        <w:t>: Used for navigation.</w:t>
+      </w:r>
+    </w:p>
+    <w:p>
+      <w:pPr>
+        <w:pStyle w:val="Compact"/>
+        <w:numPr>
+          <w:ilvl w:val="0"/>
+          <w:numId w:val="115"/>
+        </w:numPr>
+      </w:pPr>
+      <w:r>
+        <w:rPr>
+          <w:b/>
+          <w:bCs/>
+        </w:rPr>
+        <w:t>Methods</w:t>
+      </w:r>
+      <w:r>
+        <w:t>:</w:t>
+      </w:r>
+    </w:p>
+    <w:p>
+      <w:pPr>
+        <w:pStyle w:val="Compact"/>
+        <w:numPr>
+          <w:ilvl w:val="1"/>
+          <w:numId w:val="117"/>
+        </w:numPr>
+      </w:pPr>
+      <w:r>
+        <w:rPr>
+          <w:rStyle w:val="VerbatimChar"/>
+        </w:rPr>
+        <w:t>getView()</w:t>
+      </w:r>
+      <w:r>
+        <w:t>: Inflates the card layout and binds data to the UI components.</w:t>
+      </w:r>
+    </w:p>
+    <w:p>
+      <w:pPr>
+        <w:pStyle w:val="Compact"/>
+        <w:numPr>
+          <w:ilvl w:val="1"/>
+          <w:numId w:val="117"/>
+        </w:numPr>
+      </w:pPr>
+      <w:r>
+        <w:t xml:space="preserve">Handles navigation to the </w:t>
+      </w:r>
+      <w:r>
+        <w:rPr>
+          <w:rStyle w:val="VerbatimChar"/>
+        </w:rPr>
+        <w:t>cardinfo</w:t>
+      </w:r>
+      <w:r>
+        <w:t xml:space="preserve"> fragment when a card is clicked.</w:t>
+      </w:r>
+    </w:p>
+    <w:p>
+      <w:r>
+        <w:lastRenderedPageBreak/>
+        <w:pict w14:anchorId="2A4CD667">
+          <v:rect id="_x0000_i1049" style="width:0;height:1.5pt" o:hralign="center" o:hrstd="t" o:hr="t"/>
+        </w:pict>
+      </w:r>
+    </w:p>
+    <w:p>
+      <w:pPr>
+        <w:pStyle w:val="Cmsor2"/>
+      </w:pPr>
+      <w:bookmarkStart w:id="107" w:name="file-createuser.java"/>
+      <w:bookmarkEnd w:id="104"/>
+      <w:bookmarkEnd w:id="106"/>
+      <w:r>
+        <w:t xml:space="preserve">File: </w:t>
+      </w:r>
+      <w:r>
+        <w:rPr>
+          <w:rStyle w:val="VerbatimChar"/>
+        </w:rPr>
+        <w:t>createUser.java</w:t>
+      </w:r>
+    </w:p>
+    <w:p>
+      <w:pPr>
+        <w:pStyle w:val="Cmsor3"/>
+      </w:pPr>
+      <w:bookmarkStart w:id="108" w:name="overview-10"/>
+      <w:r>
+        <w:t>Overview</w:t>
+      </w:r>
+    </w:p>
+    <w:p>
+      <w:pPr>
+        <w:pStyle w:val="FirstParagraph"/>
+      </w:pPr>
+      <w:r>
+        <w:t xml:space="preserve">The </w:t>
+      </w:r>
+      <w:r>
+        <w:rPr>
+          <w:rStyle w:val="VerbatimChar"/>
+        </w:rPr>
+        <w:t>createUser</w:t>
+      </w:r>
+      <w:r>
+        <w:t xml:space="preserve"> class is a model for creating a new user. It contains user details such as first name, last name, email, and password.</w:t>
+      </w:r>
+    </w:p>
+    <w:p>
+      <w:pPr>
+        <w:pStyle w:val="Cmsor3"/>
+      </w:pPr>
+      <w:bookmarkStart w:id="109" w:name="key-components-11"/>
+      <w:bookmarkEnd w:id="108"/>
+      <w:r>
+        <w:t>Key Components</w:t>
+      </w:r>
+    </w:p>
+    <w:p>
+      <w:pPr>
+        <w:pStyle w:val="Compact"/>
+        <w:numPr>
+          <w:ilvl w:val="0"/>
+          <w:numId w:val="118"/>
+        </w:numPr>
+      </w:pPr>
+      <w:r>
+        <w:rPr>
+          <w:b/>
+          <w:bCs/>
+        </w:rPr>
+        <w:t>Fields</w:t>
+      </w:r>
+      <w:r>
+        <w:t>:</w:t>
+      </w:r>
+    </w:p>
+    <w:p>
+      <w:pPr>
+        <w:pStyle w:val="Compact"/>
+        <w:numPr>
+          <w:ilvl w:val="1"/>
+          <w:numId w:val="119"/>
+        </w:numPr>
+      </w:pPr>
+      <w:r>
+        <w:rPr>
+          <w:rStyle w:val="VerbatimChar"/>
+        </w:rPr>
+        <w:t>firstName</w:t>
+      </w:r>
+      <w:r>
+        <w:t xml:space="preserve">, </w:t>
+      </w:r>
+      <w:r>
+        <w:rPr>
+          <w:rStyle w:val="VerbatimChar"/>
+        </w:rPr>
+        <w:t>lastName</w:t>
+      </w:r>
+      <w:r>
+        <w:t xml:space="preserve">, </w:t>
+      </w:r>
+      <w:r>
+        <w:rPr>
+          <w:rStyle w:val="VerbatimChar"/>
+        </w:rPr>
+        <w:t>email</w:t>
+      </w:r>
+      <w:r>
+        <w:t xml:space="preserve">, </w:t>
+      </w:r>
+      <w:r>
+        <w:rPr>
+          <w:rStyle w:val="VerbatimChar"/>
+        </w:rPr>
+        <w:t>password</w:t>
+      </w:r>
+      <w:r>
+        <w:t>: User details.</w:t>
+      </w:r>
+    </w:p>
+    <w:p>
+      <w:pPr>
+        <w:pStyle w:val="Compact"/>
+        <w:numPr>
+          <w:ilvl w:val="0"/>
+          <w:numId w:val="118"/>
+        </w:numPr>
+      </w:pPr>
+      <w:r>
+        <w:rPr>
+          <w:b/>
+          <w:bCs/>
+        </w:rPr>
+        <w:t>Methods</w:t>
+      </w:r>
+      <w:r>
+        <w:t>:</w:t>
+      </w:r>
+    </w:p>
+    <w:p>
+      <w:pPr>
+        <w:pStyle w:val="Compact"/>
+        <w:numPr>
+          <w:ilvl w:val="1"/>
+          <w:numId w:val="120"/>
+        </w:numPr>
+      </w:pPr>
+      <w:r>
+        <w:t>Getters and setters for all fields.</w:t>
+      </w:r>
+    </w:p>
+    <w:p>
+      <w:r>
+        <w:pict w14:anchorId="60C9E3E4">
+          <v:rect id="_x0000_i1050" style="width:0;height:1.5pt" o:hralign="center" o:hrstd="t" o:hr="t"/>
+        </w:pict>
+      </w:r>
+    </w:p>
+    <w:p>
+      <w:pPr>
+        <w:pStyle w:val="Cmsor2"/>
+      </w:pPr>
+      <w:bookmarkStart w:id="110" w:name="file-currency.java"/>
+      <w:bookmarkEnd w:id="107"/>
+      <w:bookmarkEnd w:id="109"/>
+      <w:r>
+        <w:t xml:space="preserve">File: </w:t>
+      </w:r>
+      <w:r>
+        <w:rPr>
+          <w:rStyle w:val="VerbatimChar"/>
+        </w:rPr>
+        <w:t>currency.java</w:t>
+      </w:r>
+    </w:p>
+    <w:p>
+      <w:pPr>
+        <w:pStyle w:val="Cmsor3"/>
+      </w:pPr>
+      <w:bookmarkStart w:id="111" w:name="overview-11"/>
+      <w:r>
+        <w:t>Overview</w:t>
+      </w:r>
+    </w:p>
+    <w:p>
+      <w:pPr>
+        <w:pStyle w:val="FirstParagraph"/>
+      </w:pPr>
+      <w:r>
+        <w:t xml:space="preserve">The </w:t>
+      </w:r>
+      <w:r>
+        <w:rPr>
+          <w:rStyle w:val="VerbatimChar"/>
+        </w:rPr>
+        <w:t>currency</w:t>
+      </w:r>
+      <w:r>
+        <w:t xml:space="preserve"> class represents currency exchange data, including the date, exchange rates, and currency name.</w:t>
+      </w:r>
+    </w:p>
+    <w:p>
+      <w:pPr>
+        <w:pStyle w:val="Cmsor3"/>
+      </w:pPr>
+      <w:bookmarkStart w:id="112" w:name="key-components-12"/>
+      <w:bookmarkEnd w:id="111"/>
+      <w:r>
+        <w:t>Key Components</w:t>
+      </w:r>
+    </w:p>
+    <w:p>
+      <w:pPr>
+        <w:pStyle w:val="Compact"/>
+        <w:numPr>
+          <w:ilvl w:val="0"/>
+          <w:numId w:val="121"/>
+        </w:numPr>
+      </w:pPr>
+      <w:r>
+        <w:rPr>
+          <w:b/>
+          <w:bCs/>
+        </w:rPr>
+        <w:t>Fields</w:t>
+      </w:r>
+      <w:r>
+        <w:t>:</w:t>
+      </w:r>
+    </w:p>
+    <w:p>
+      <w:pPr>
+        <w:pStyle w:val="Compact"/>
+        <w:numPr>
+          <w:ilvl w:val="1"/>
+          <w:numId w:val="122"/>
+        </w:numPr>
+      </w:pPr>
+      <w:r>
+        <w:rPr>
+          <w:rStyle w:val="VerbatimChar"/>
+        </w:rPr>
+        <w:t>date</w:t>
+      </w:r>
+      <w:r>
+        <w:t>: The date of the exchange rate.</w:t>
+      </w:r>
+    </w:p>
+    <w:p>
+      <w:pPr>
+        <w:pStyle w:val="Compact"/>
+        <w:numPr>
+          <w:ilvl w:val="1"/>
+          <w:numId w:val="122"/>
+        </w:numPr>
+      </w:pPr>
+      <w:r>
+        <w:rPr>
+          <w:rStyle w:val="VerbatimChar"/>
+        </w:rPr>
+        <w:t>eur</w:t>
+      </w:r>
+      <w:r>
+        <w:t>: A map of exchange rates for EUR.</w:t>
+      </w:r>
+    </w:p>
+    <w:p>
+      <w:pPr>
+        <w:pStyle w:val="Compact"/>
+        <w:numPr>
+          <w:ilvl w:val="1"/>
+          <w:numId w:val="122"/>
+        </w:numPr>
+      </w:pPr>
+      <w:r>
+        <w:rPr>
+          <w:rStyle w:val="VerbatimChar"/>
+        </w:rPr>
+        <w:t>name</w:t>
+      </w:r>
+      <w:r>
+        <w:t>: The name of the currency.</w:t>
+      </w:r>
+    </w:p>
+    <w:p>
+      <w:pPr>
+        <w:pStyle w:val="Compact"/>
+        <w:numPr>
+          <w:ilvl w:val="0"/>
+          <w:numId w:val="121"/>
+        </w:numPr>
+      </w:pPr>
+      <w:r>
+        <w:rPr>
+          <w:b/>
+          <w:bCs/>
+        </w:rPr>
+        <w:t>Methods</w:t>
+      </w:r>
+      <w:r>
+        <w:t>:</w:t>
+      </w:r>
+    </w:p>
+    <w:p>
+      <w:pPr>
+        <w:pStyle w:val="Compact"/>
+        <w:numPr>
+          <w:ilvl w:val="1"/>
+          <w:numId w:val="123"/>
+        </w:numPr>
+      </w:pPr>
+      <w:r>
+        <w:t>Getters and setters for all fields.</w:t>
+      </w:r>
+    </w:p>
+    <w:p>
+      <w:pPr>
+        <w:pStyle w:val="Compact"/>
+        <w:numPr>
+          <w:ilvl w:val="1"/>
+          <w:numId w:val="123"/>
+        </w:numPr>
+      </w:pPr>
+      <w:r>
+        <w:rPr>
+          <w:rStyle w:val="VerbatimChar"/>
+        </w:rPr>
+        <w:t>toString()</w:t>
+      </w:r>
+      <w:r>
+        <w:t>: Provides a string representation of the currency data.</w:t>
+      </w:r>
+    </w:p>
+    <w:p>
+      <w:r>
+        <w:pict w14:anchorId="3C387DB1">
+          <v:rect id="_x0000_i1051" style="width:0;height:1.5pt" o:hralign="center" o:hrstd="t" o:hr="t"/>
+        </w:pict>
+      </w:r>
+    </w:p>
+    <w:p>
+      <w:pPr>
+        <w:pStyle w:val="Cmsor2"/>
+      </w:pPr>
+      <w:bookmarkStart w:id="113" w:name="file-expense.java-and-income.java"/>
+      <w:bookmarkEnd w:id="110"/>
+      <w:bookmarkEnd w:id="112"/>
+      <w:r>
+        <w:t xml:space="preserve">File: </w:t>
+      </w:r>
+      <w:r>
+        <w:rPr>
+          <w:rStyle w:val="VerbatimChar"/>
+        </w:rPr>
+        <w:t>Expense.java</w:t>
+      </w:r>
+      <w:r>
+        <w:t xml:space="preserve"> and </w:t>
+      </w:r>
+      <w:r>
+        <w:rPr>
+          <w:rStyle w:val="VerbatimChar"/>
+        </w:rPr>
+        <w:t>Income.java</w:t>
+      </w:r>
+    </w:p>
+    <w:p>
+      <w:pPr>
+        <w:pStyle w:val="Cmsor3"/>
+      </w:pPr>
+      <w:bookmarkStart w:id="114" w:name="overview-12"/>
+      <w:r>
+        <w:t>Overview</w:t>
+      </w:r>
+    </w:p>
+    <w:p>
+      <w:pPr>
+        <w:pStyle w:val="FirstParagraph"/>
+      </w:pPr>
+      <w:r>
+        <w:t xml:space="preserve">Both </w:t>
+      </w:r>
+      <w:r>
+        <w:rPr>
+          <w:rStyle w:val="VerbatimChar"/>
+        </w:rPr>
+        <w:t>Expense</w:t>
+      </w:r>
+      <w:r>
+        <w:t xml:space="preserve"> and </w:t>
+      </w:r>
+      <w:r>
+        <w:rPr>
+          <w:rStyle w:val="VerbatimChar"/>
+        </w:rPr>
+        <w:t>Income</w:t>
+      </w:r>
+      <w:r>
+        <w:t xml:space="preserve"> classes extend the </w:t>
+      </w:r>
+      <w:r>
+        <w:rPr>
+          <w:rStyle w:val="VerbatimChar"/>
+        </w:rPr>
+        <w:t>Transaction</w:t>
+      </w:r>
+      <w:r>
+        <w:t xml:space="preserve"> class and represent financial transactions.</w:t>
+      </w:r>
+    </w:p>
+    <w:p>
+      <w:pPr>
+        <w:pStyle w:val="Cmsor3"/>
+      </w:pPr>
+      <w:bookmarkStart w:id="115" w:name="key-components-13"/>
+      <w:bookmarkEnd w:id="114"/>
+      <w:r>
+        <w:t>Key Components</w:t>
+      </w:r>
+    </w:p>
+    <w:p>
+      <w:pPr>
+        <w:pStyle w:val="Compact"/>
+        <w:numPr>
+          <w:ilvl w:val="0"/>
+          <w:numId w:val="124"/>
+        </w:numPr>
+      </w:pPr>
+      <w:r>
+        <w:rPr>
+          <w:b/>
+          <w:bCs/>
+        </w:rPr>
+        <w:t>Fields</w:t>
+      </w:r>
+      <w:r>
+        <w:t xml:space="preserve">: Inherited from </w:t>
+      </w:r>
+      <w:r>
+        <w:rPr>
+          <w:rStyle w:val="VerbatimChar"/>
+        </w:rPr>
+        <w:t>Transaction</w:t>
+      </w:r>
+      <w:r>
+        <w:t>.</w:t>
+      </w:r>
+    </w:p>
+    <w:p>
+      <w:pPr>
+        <w:pStyle w:val="Compact"/>
+        <w:numPr>
+          <w:ilvl w:val="0"/>
+          <w:numId w:val="124"/>
+        </w:numPr>
+      </w:pPr>
+      <w:r>
+        <w:rPr>
+          <w:b/>
+          <w:bCs/>
+        </w:rPr>
+        <w:t>Constructors</w:t>
+      </w:r>
+      <w:r>
+        <w:t>: Initialize the transaction details such as category, description, total, and repeatable transaction information.</w:t>
+      </w:r>
+    </w:p>
+    <w:p>
+      <w:r>
+        <w:pict w14:anchorId="5E3ABD4D">
+          <v:rect id="_x0000_i1052" style="width:0;height:1.5pt" o:hralign="center" o:hrstd="t" o:hr="t"/>
+        </w:pict>
+      </w:r>
+    </w:p>
+    <w:p>
+      <w:pPr>
+        <w:pStyle w:val="Cmsor2"/>
+      </w:pPr>
+      <w:bookmarkStart w:id="116" w:name="file-loggedinuser.java"/>
+      <w:bookmarkEnd w:id="113"/>
+      <w:bookmarkEnd w:id="115"/>
+      <w:r>
+        <w:lastRenderedPageBreak/>
+        <w:t xml:space="preserve">File: </w:t>
+      </w:r>
+      <w:r>
+        <w:rPr>
+          <w:rStyle w:val="VerbatimChar"/>
+        </w:rPr>
+        <w:t>LoggedInUser.java</w:t>
+      </w:r>
+    </w:p>
+    <w:p>
+      <w:pPr>
+        <w:pStyle w:val="Cmsor3"/>
+      </w:pPr>
+      <w:bookmarkStart w:id="117" w:name="overview-13"/>
+      <w:r>
+        <w:t>Overview</w:t>
+      </w:r>
+    </w:p>
+    <w:p>
+      <w:pPr>
+        <w:pStyle w:val="FirstParagraph"/>
+      </w:pPr>
+      <w:r>
+        <w:t xml:space="preserve">The </w:t>
+      </w:r>
+      <w:r>
+        <w:rPr>
+          <w:rStyle w:val="VerbatimChar"/>
+        </w:rPr>
+        <w:t>LoggedInUser</w:t>
+      </w:r>
+      <w:r>
+        <w:t xml:space="preserve"> class represents a user who is logged into the application.</w:t>
+      </w:r>
+    </w:p>
+    <w:p>
+      <w:pPr>
+        <w:pStyle w:val="Cmsor3"/>
+      </w:pPr>
+      <w:bookmarkStart w:id="118" w:name="key-components-14"/>
+      <w:bookmarkEnd w:id="117"/>
+      <w:r>
+        <w:t>Key Components</w:t>
+      </w:r>
+    </w:p>
+    <w:p>
+      <w:pPr>
+        <w:pStyle w:val="Compact"/>
+        <w:numPr>
+          <w:ilvl w:val="0"/>
+          <w:numId w:val="125"/>
+        </w:numPr>
+      </w:pPr>
+      <w:r>
+        <w:rPr>
+          <w:b/>
+          <w:bCs/>
+        </w:rPr>
+        <w:t>Fields</w:t>
+      </w:r>
+      <w:r>
+        <w:t>:</w:t>
+      </w:r>
+    </w:p>
+    <w:p>
+      <w:pPr>
+        <w:pStyle w:val="Compact"/>
+        <w:numPr>
+          <w:ilvl w:val="1"/>
+          <w:numId w:val="126"/>
+        </w:numPr>
+      </w:pPr>
+      <w:r>
+        <w:t xml:space="preserve">User details such as </w:t>
+      </w:r>
+      <w:r>
+        <w:rPr>
+          <w:rStyle w:val="VerbatimChar"/>
+        </w:rPr>
+        <w:t>id</w:t>
+      </w:r>
+      <w:r>
+        <w:t xml:space="preserve">, </w:t>
+      </w:r>
+      <w:r>
+        <w:rPr>
+          <w:rStyle w:val="VerbatimChar"/>
+        </w:rPr>
+        <w:t>firstName</w:t>
+      </w:r>
+      <w:r>
+        <w:t xml:space="preserve">, </w:t>
+      </w:r>
+      <w:r>
+        <w:rPr>
+          <w:rStyle w:val="VerbatimChar"/>
+        </w:rPr>
+        <w:t>lastName</w:t>
+      </w:r>
+      <w:r>
+        <w:t xml:space="preserve">, </w:t>
+      </w:r>
+      <w:r>
+        <w:rPr>
+          <w:rStyle w:val="VerbatimChar"/>
+        </w:rPr>
+        <w:t>email</w:t>
+      </w:r>
+      <w:r>
+        <w:t xml:space="preserve">, and </w:t>
+      </w:r>
+      <w:r>
+        <w:rPr>
+          <w:rStyle w:val="VerbatimChar"/>
+        </w:rPr>
+        <w:t>role</w:t>
+      </w:r>
+      <w:r>
+        <w:t>.</w:t>
+      </w:r>
+    </w:p>
+    <w:p>
+      <w:pPr>
+        <w:pStyle w:val="Compact"/>
+        <w:numPr>
+          <w:ilvl w:val="1"/>
+          <w:numId w:val="126"/>
+        </w:numPr>
+      </w:pPr>
+      <w:r>
+        <w:t>Associated cards, expenses, and incomes.</w:t>
+      </w:r>
+    </w:p>
+    <w:p>
+      <w:pPr>
+        <w:pStyle w:val="Compact"/>
+        <w:numPr>
+          <w:ilvl w:val="0"/>
+          <w:numId w:val="125"/>
+        </w:numPr>
+      </w:pPr>
+      <w:r>
+        <w:rPr>
+          <w:b/>
+          <w:bCs/>
+        </w:rPr>
+        <w:t>Methods</w:t>
+      </w:r>
+      <w:r>
+        <w:t>:</w:t>
+      </w:r>
+    </w:p>
+    <w:p>
+      <w:pPr>
+        <w:pStyle w:val="Compact"/>
+        <w:numPr>
+          <w:ilvl w:val="1"/>
+          <w:numId w:val="127"/>
+        </w:numPr>
+      </w:pPr>
+      <w:r>
+        <w:t>Getters and setters for all fields.</w:t>
+      </w:r>
+    </w:p>
+    <w:p>
+      <w:pPr>
+        <w:pStyle w:val="Compact"/>
+        <w:numPr>
+          <w:ilvl w:val="1"/>
+          <w:numId w:val="127"/>
+        </w:numPr>
+      </w:pPr>
+      <w:r>
+        <w:rPr>
+          <w:rStyle w:val="VerbatimChar"/>
+        </w:rPr>
+        <w:t>toString()</w:t>
+      </w:r>
+      <w:r>
+        <w:t>: Provides a string representation of the user.</w:t>
+      </w:r>
+    </w:p>
+    <w:p>
+      <w:r>
+        <w:pict w14:anchorId="0E7D1030">
+          <v:rect id="_x0000_i1053" style="width:0;height:1.5pt" o:hralign="center" o:hrstd="t" o:hr="t"/>
+        </w:pict>
+      </w:r>
+    </w:p>
+    <w:p>
+      <w:pPr>
+        <w:pStyle w:val="Cmsor2"/>
+      </w:pPr>
+      <w:bookmarkStart w:id="119" w:name="file-onswipetouchlistener.java"/>
+      <w:bookmarkEnd w:id="116"/>
+      <w:bookmarkEnd w:id="118"/>
+      <w:r>
+        <w:t xml:space="preserve">File: </w:t>
+      </w:r>
+      <w:r>
+        <w:rPr>
+          <w:rStyle w:val="VerbatimChar"/>
+        </w:rPr>
+        <w:t>OnSwipeTouchListener.java</w:t>
+      </w:r>
+    </w:p>
+    <w:p>
+      <w:pPr>
+        <w:pStyle w:val="Cmsor3"/>
+      </w:pPr>
+      <w:bookmarkStart w:id="120" w:name="overview-14"/>
+      <w:r>
+        <w:t>Overview</w:t>
+      </w:r>
+    </w:p>
+    <w:p>
+      <w:pPr>
+        <w:pStyle w:val="FirstParagraph"/>
+      </w:pPr>
+      <w:r>
+        <w:t xml:space="preserve">The </w:t>
+      </w:r>
+      <w:r>
+        <w:rPr>
+          <w:rStyle w:val="VerbatimChar"/>
+        </w:rPr>
+        <w:t>OnSwipeTouchListener</w:t>
+      </w:r>
+      <w:r>
+        <w:t xml:space="preserve"> class is a utility for detecting swipe gestures on a view.</w:t>
+      </w:r>
+    </w:p>
+    <w:p>
+      <w:pPr>
+        <w:pStyle w:val="Cmsor3"/>
+      </w:pPr>
+      <w:bookmarkStart w:id="121" w:name="key-components-15"/>
+      <w:bookmarkEnd w:id="120"/>
+      <w:r>
+        <w:t>Key Components</w:t>
+      </w:r>
+    </w:p>
+    <w:p>
+      <w:pPr>
+        <w:pStyle w:val="Compact"/>
+        <w:numPr>
+          <w:ilvl w:val="0"/>
+          <w:numId w:val="128"/>
+        </w:numPr>
+      </w:pPr>
+      <w:r>
+        <w:rPr>
+          <w:b/>
+          <w:bCs/>
+        </w:rPr>
+        <w:t>Methods</w:t>
+      </w:r>
+      <w:r>
+        <w:t>:</w:t>
+      </w:r>
+    </w:p>
+    <w:p>
+      <w:pPr>
+        <w:pStyle w:val="Compact"/>
+        <w:numPr>
+          <w:ilvl w:val="1"/>
+          <w:numId w:val="129"/>
+        </w:numPr>
+      </w:pPr>
+      <w:r>
+        <w:rPr>
+          <w:rStyle w:val="VerbatimChar"/>
+        </w:rPr>
+        <w:t>onSwipeRight()</w:t>
+      </w:r>
+      <w:r>
+        <w:t xml:space="preserve">, </w:t>
+      </w:r>
+      <w:r>
+        <w:rPr>
+          <w:rStyle w:val="VerbatimChar"/>
+        </w:rPr>
+        <w:t>onSwipeLeft()</w:t>
+      </w:r>
+      <w:r>
+        <w:t xml:space="preserve">, </w:t>
+      </w:r>
+      <w:r>
+        <w:rPr>
+          <w:rStyle w:val="VerbatimChar"/>
+        </w:rPr>
+        <w:t>onSwipeTop()</w:t>
+      </w:r>
+      <w:r>
+        <w:t xml:space="preserve">, </w:t>
+      </w:r>
+      <w:r>
+        <w:rPr>
+          <w:rStyle w:val="VerbatimChar"/>
+        </w:rPr>
+        <w:t>onSwipeBottom()</w:t>
+      </w:r>
+      <w:r>
+        <w:t>: Override these methods to handle swipe gestures.</w:t>
+      </w:r>
+    </w:p>
+    <w:p>
+      <w:pPr>
+        <w:pStyle w:val="Compact"/>
+        <w:numPr>
+          <w:ilvl w:val="1"/>
+          <w:numId w:val="129"/>
+        </w:numPr>
+      </w:pPr>
+      <w:r>
+        <w:rPr>
+          <w:rStyle w:val="VerbatimChar"/>
+        </w:rPr>
+        <w:t>onTouch()</w:t>
+      </w:r>
+      <w:r>
+        <w:t xml:space="preserve">: Detects touch events and delegates them to the </w:t>
+      </w:r>
+      <w:r>
+        <w:rPr>
+          <w:rStyle w:val="VerbatimChar"/>
+        </w:rPr>
+        <w:t>GestureDetector</w:t>
+      </w:r>
+      <w:r>
+        <w:t>.</w:t>
+      </w:r>
+    </w:p>
+    <w:p>
+      <w:r>
+        <w:pict w14:anchorId="6EE2B36A">
+          <v:rect id="_x0000_i1054" style="width:0;height:1.5pt" o:hralign="center" o:hrstd="t" o:hr="t"/>
+        </w:pict>
+      </w:r>
+    </w:p>
+    <w:p>
+      <w:pPr>
+        <w:pStyle w:val="Cmsor2"/>
+      </w:pPr>
+      <w:bookmarkStart w:id="122" w:name="file-repeatabletransaction.java"/>
+      <w:bookmarkEnd w:id="119"/>
+      <w:bookmarkEnd w:id="121"/>
+      <w:r>
+        <w:t xml:space="preserve">File: </w:t>
+      </w:r>
+      <w:r>
+        <w:rPr>
+          <w:rStyle w:val="VerbatimChar"/>
+        </w:rPr>
+        <w:t>RepeatableTransaction.java</w:t>
+      </w:r>
+    </w:p>
+    <w:p>
+      <w:pPr>
+        <w:pStyle w:val="Cmsor3"/>
+      </w:pPr>
+      <w:bookmarkStart w:id="123" w:name="overview-15"/>
+      <w:r>
+        <w:t>Overview</w:t>
+      </w:r>
+    </w:p>
+    <w:p>
+      <w:pPr>
+        <w:pStyle w:val="FirstParagraph"/>
+      </w:pPr>
+      <w:r>
+        <w:t xml:space="preserve">The </w:t>
+      </w:r>
+      <w:r>
+        <w:rPr>
+          <w:rStyle w:val="VerbatimChar"/>
+        </w:rPr>
+        <w:t>RepeatableTransaction</w:t>
+      </w:r>
+      <w:r>
+        <w:t xml:space="preserve"> class represents a transaction that occurs repeatedly over a specified period.</w:t>
+      </w:r>
+    </w:p>
+    <w:p>
+      <w:pPr>
+        <w:pStyle w:val="Cmsor3"/>
+      </w:pPr>
+      <w:bookmarkStart w:id="124" w:name="key-components-16"/>
+      <w:bookmarkEnd w:id="123"/>
+      <w:r>
+        <w:t>Key Components</w:t>
+      </w:r>
+    </w:p>
+    <w:p>
+      <w:pPr>
+        <w:pStyle w:val="Compact"/>
+        <w:numPr>
+          <w:ilvl w:val="0"/>
+          <w:numId w:val="130"/>
+        </w:numPr>
+      </w:pPr>
+      <w:r>
+        <w:rPr>
+          <w:b/>
+          <w:bCs/>
+        </w:rPr>
+        <w:t>Fields</w:t>
+      </w:r>
+      <w:r>
+        <w:t>:</w:t>
+      </w:r>
+    </w:p>
+    <w:p>
+      <w:pPr>
+        <w:pStyle w:val="Compact"/>
+        <w:numPr>
+          <w:ilvl w:val="1"/>
+          <w:numId w:val="131"/>
+        </w:numPr>
+      </w:pPr>
+      <w:r>
+        <w:t xml:space="preserve">Details such as </w:t>
+      </w:r>
+      <w:r>
+        <w:rPr>
+          <w:rStyle w:val="VerbatimChar"/>
+        </w:rPr>
+        <w:t>id</w:t>
+      </w:r>
+      <w:r>
+        <w:t xml:space="preserve">, </w:t>
+      </w:r>
+      <w:r>
+        <w:rPr>
+          <w:rStyle w:val="VerbatimChar"/>
+        </w:rPr>
+        <w:t>name</w:t>
+      </w:r>
+      <w:r>
+        <w:t xml:space="preserve">, </w:t>
+      </w:r>
+      <w:r>
+        <w:rPr>
+          <w:rStyle w:val="VerbatimChar"/>
+        </w:rPr>
+        <w:t>accountId</w:t>
+      </w:r>
+      <w:r>
+        <w:t xml:space="preserve">, </w:t>
+      </w:r>
+      <w:r>
+        <w:rPr>
+          <w:rStyle w:val="VerbatimChar"/>
+        </w:rPr>
+        <w:t>description</w:t>
+      </w:r>
+      <w:r>
+        <w:t xml:space="preserve">, </w:t>
+      </w:r>
+      <w:r>
+        <w:rPr>
+          <w:rStyle w:val="VerbatimChar"/>
+        </w:rPr>
+        <w:t>total</w:t>
+      </w:r>
+      <w:r>
+        <w:t xml:space="preserve">, </w:t>
+      </w:r>
+      <w:r>
+        <w:rPr>
+          <w:rStyle w:val="VerbatimChar"/>
+        </w:rPr>
+        <w:t>category</w:t>
+      </w:r>
+      <w:r>
+        <w:t>, and repeat schedule.</w:t>
+      </w:r>
+    </w:p>
+    <w:p>
+      <w:pPr>
+        <w:pStyle w:val="Compact"/>
+        <w:numPr>
+          <w:ilvl w:val="0"/>
+          <w:numId w:val="130"/>
+        </w:numPr>
+      </w:pPr>
+      <w:r>
+        <w:rPr>
+          <w:b/>
+          <w:bCs/>
+        </w:rPr>
+        <w:t>Methods</w:t>
+      </w:r>
+      <w:r>
+        <w:t>:</w:t>
+      </w:r>
+    </w:p>
+    <w:p>
+      <w:pPr>
+        <w:pStyle w:val="Compact"/>
+        <w:numPr>
+          <w:ilvl w:val="1"/>
+          <w:numId w:val="132"/>
+        </w:numPr>
+      </w:pPr>
+      <w:r>
+        <w:t>Getters and setters for all fields.</w:t>
+      </w:r>
+    </w:p>
+    <w:p>
+      <w:r>
+        <w:pict w14:anchorId="0A09C945">
+          <v:rect id="_x0000_i1055" style="width:0;height:1.5pt" o:hralign="center" o:hrstd="t" o:hr="t"/>
+        </w:pict>
+      </w:r>
+    </w:p>
+    <w:p>
+      <w:pPr>
+        <w:pStyle w:val="Cmsor2"/>
+      </w:pPr>
+      <w:bookmarkStart w:id="125" w:name="file-transaction.java"/>
+      <w:bookmarkEnd w:id="122"/>
+      <w:bookmarkEnd w:id="124"/>
+      <w:r>
+        <w:lastRenderedPageBreak/>
+        <w:t xml:space="preserve">File: </w:t>
+      </w:r>
+      <w:r>
+        <w:rPr>
+          <w:rStyle w:val="VerbatimChar"/>
+        </w:rPr>
+        <w:t>Transaction.java</w:t>
+      </w:r>
+    </w:p>
+    <w:p>
+      <w:pPr>
+        <w:pStyle w:val="Cmsor3"/>
+      </w:pPr>
+      <w:bookmarkStart w:id="126" w:name="overview-16"/>
+      <w:r>
+        <w:t>Overview</w:t>
+      </w:r>
+    </w:p>
+    <w:p>
+      <w:pPr>
+        <w:pStyle w:val="FirstParagraph"/>
+      </w:pPr>
+      <w:r>
+        <w:t xml:space="preserve">The </w:t>
+      </w:r>
+      <w:r>
+        <w:rPr>
+          <w:rStyle w:val="VerbatimChar"/>
+        </w:rPr>
+        <w:t>Transaction</w:t>
+      </w:r>
+      <w:r>
+        <w:t xml:space="preserve"> class is a base class for financial transactions, including expenses and incomes.</w:t>
+      </w:r>
+    </w:p>
+    <w:p>
+      <w:pPr>
+        <w:pStyle w:val="Cmsor3"/>
+      </w:pPr>
+      <w:bookmarkStart w:id="127" w:name="key-components-17"/>
+      <w:bookmarkEnd w:id="126"/>
+      <w:r>
+        <w:t>Key Components</w:t>
+      </w:r>
+    </w:p>
+    <w:p>
+      <w:pPr>
+        <w:pStyle w:val="Compact"/>
+        <w:numPr>
+          <w:ilvl w:val="0"/>
+          <w:numId w:val="133"/>
+        </w:numPr>
+      </w:pPr>
+      <w:r>
+        <w:rPr>
+          <w:b/>
+          <w:bCs/>
+        </w:rPr>
+        <w:t>Fields</w:t>
+      </w:r>
+      <w:r>
+        <w:t>:</w:t>
+      </w:r>
+    </w:p>
+    <w:p>
+      <w:pPr>
+        <w:pStyle w:val="Compact"/>
+        <w:numPr>
+          <w:ilvl w:val="1"/>
+          <w:numId w:val="134"/>
+        </w:numPr>
+      </w:pPr>
+      <w:r>
+        <w:t xml:space="preserve">Transaction details such as </w:t>
+      </w:r>
+      <w:r>
+        <w:rPr>
+          <w:rStyle w:val="VerbatimChar"/>
+        </w:rPr>
+        <w:t>id</w:t>
+      </w:r>
+      <w:r>
+        <w:t xml:space="preserve">, </w:t>
+      </w:r>
+      <w:r>
+        <w:rPr>
+          <w:rStyle w:val="VerbatimChar"/>
+        </w:rPr>
+        <w:t>category</w:t>
+      </w:r>
+      <w:r>
+        <w:t xml:space="preserve">, </w:t>
+      </w:r>
+      <w:r>
+        <w:rPr>
+          <w:rStyle w:val="VerbatimChar"/>
+        </w:rPr>
+        <w:t>description</w:t>
+      </w:r>
+      <w:r>
+        <w:t xml:space="preserve">, </w:t>
+      </w:r>
+      <w:r>
+        <w:rPr>
+          <w:rStyle w:val="VerbatimChar"/>
+        </w:rPr>
+        <w:t>total</w:t>
+      </w:r>
+      <w:r>
+        <w:t>, and repeatable transaction information.</w:t>
+      </w:r>
+    </w:p>
+    <w:p>
+      <w:pPr>
+        <w:pStyle w:val="Compact"/>
+        <w:numPr>
+          <w:ilvl w:val="0"/>
+          <w:numId w:val="133"/>
+        </w:numPr>
+      </w:pPr>
+      <w:r>
+        <w:rPr>
+          <w:b/>
+          <w:bCs/>
+        </w:rPr>
+        <w:t>Methods</w:t>
+      </w:r>
+      <w:r>
+        <w:t>:</w:t>
+      </w:r>
+    </w:p>
+    <w:p>
+      <w:pPr>
+        <w:pStyle w:val="Compact"/>
+        <w:numPr>
+          <w:ilvl w:val="1"/>
+          <w:numId w:val="135"/>
+        </w:numPr>
+      </w:pPr>
+      <w:r>
+        <w:t>Getters and setters for all fields.</w:t>
+      </w:r>
+    </w:p>
+    <w:p>
+      <w:pPr>
+        <w:pStyle w:val="Compact"/>
+        <w:numPr>
+          <w:ilvl w:val="1"/>
+          <w:numId w:val="135"/>
+        </w:numPr>
+      </w:pPr>
+      <w:r>
+        <w:rPr>
+          <w:rStyle w:val="VerbatimChar"/>
+        </w:rPr>
+        <w:t>toString()</w:t>
+      </w:r>
+      <w:r>
+        <w:t>: Provides a string representation of the transaction.</w:t>
+      </w:r>
+    </w:p>
+    <w:p>
+      <w:r>
+        <w:pict w14:anchorId="347B14F0">
+          <v:rect id="_x0000_i1056" style="width:0;height:1.5pt" o:hralign="center" o:hrstd="t" o:hr="t"/>
+        </w:pict>
+      </w:r>
+    </w:p>
+    <w:p>
+      <w:pPr>
+        <w:pStyle w:val="Cmsor2"/>
+      </w:pPr>
+      <w:bookmarkStart w:id="128" w:name="file-transactionadapter.java"/>
+      <w:bookmarkEnd w:id="125"/>
+      <w:bookmarkEnd w:id="127"/>
+      <w:r>
+        <w:t xml:space="preserve">File: </w:t>
+      </w:r>
+      <w:r>
+        <w:rPr>
+          <w:rStyle w:val="VerbatimChar"/>
+        </w:rPr>
+        <w:t>TransactionAdapter.java</w:t>
+      </w:r>
+    </w:p>
+    <w:p>
+      <w:pPr>
+        <w:pStyle w:val="Cmsor3"/>
+      </w:pPr>
+      <w:bookmarkStart w:id="129" w:name="overview-17"/>
+      <w:r>
+        <w:t>Overview</w:t>
+      </w:r>
+    </w:p>
+    <w:p>
+      <w:pPr>
+        <w:pStyle w:val="FirstParagraph"/>
+      </w:pPr>
+      <w:r>
+        <w:t xml:space="preserve">The </w:t>
+      </w:r>
+      <w:r>
+        <w:rPr>
+          <w:rStyle w:val="VerbatimChar"/>
+        </w:rPr>
+        <w:t>TransactionAdapter</w:t>
+      </w:r>
+      <w:r>
+        <w:t xml:space="preserve"> class is a custom adapter for displaying a list of transactions in a </w:t>
+      </w:r>
+      <w:r>
+        <w:rPr>
+          <w:rStyle w:val="VerbatimChar"/>
+        </w:rPr>
+        <w:t>ListView</w:t>
+      </w:r>
+      <w:r>
+        <w:t>. It handles both income and expense transactions and provides navigation to transaction details.</w:t>
+      </w:r>
+    </w:p>
+    <w:p>
+      <w:pPr>
+        <w:pStyle w:val="Cmsor3"/>
+      </w:pPr>
+      <w:bookmarkStart w:id="130" w:name="key-components-18"/>
+      <w:bookmarkEnd w:id="129"/>
+      <w:r>
+        <w:t>Key Components</w:t>
+      </w:r>
+    </w:p>
+    <w:p>
+      <w:pPr>
+        <w:pStyle w:val="Compact"/>
+        <w:numPr>
+          <w:ilvl w:val="0"/>
+          <w:numId w:val="136"/>
+        </w:numPr>
+      </w:pPr>
+      <w:r>
+        <w:rPr>
+          <w:b/>
+          <w:bCs/>
+        </w:rPr>
+        <w:t>Fields</w:t>
+      </w:r>
+      <w:r>
+        <w:t>:</w:t>
+      </w:r>
+    </w:p>
+    <w:p>
+      <w:pPr>
+        <w:pStyle w:val="Compact"/>
+        <w:numPr>
+          <w:ilvl w:val="1"/>
+          <w:numId w:val="137"/>
+        </w:numPr>
+      </w:pPr>
+      <w:r>
+        <w:rPr>
+          <w:rStyle w:val="VerbatimChar"/>
+        </w:rPr>
+        <w:t>tarnsactionList</w:t>
+      </w:r>
+      <w:r>
+        <w:t xml:space="preserve">: A list of </w:t>
+      </w:r>
+      <w:r>
+        <w:rPr>
+          <w:rStyle w:val="VerbatimChar"/>
+        </w:rPr>
+        <w:t>Transaction</w:t>
+      </w:r>
+      <w:r>
+        <w:t xml:space="preserve"> objects to display.</w:t>
+      </w:r>
+    </w:p>
+    <w:p>
+      <w:pPr>
+        <w:pStyle w:val="Compact"/>
+        <w:numPr>
+          <w:ilvl w:val="1"/>
+          <w:numId w:val="137"/>
+        </w:numPr>
+      </w:pPr>
+      <w:r>
+        <w:rPr>
+          <w:rStyle w:val="VerbatimChar"/>
+        </w:rPr>
+        <w:t>context</w:t>
+      </w:r>
+      <w:r>
+        <w:t>: The context in which the adapter is used.</w:t>
+      </w:r>
+    </w:p>
+    <w:p>
+      <w:pPr>
+        <w:pStyle w:val="Compact"/>
+        <w:numPr>
+          <w:ilvl w:val="0"/>
+          <w:numId w:val="136"/>
+        </w:numPr>
+      </w:pPr>
+      <w:r>
+        <w:rPr>
+          <w:b/>
+          <w:bCs/>
+        </w:rPr>
+        <w:t>Constructor</w:t>
+      </w:r>
+      <w:r>
+        <w:t>:</w:t>
+      </w:r>
+    </w:p>
+    <w:p>
+      <w:pPr>
+        <w:pStyle w:val="Compact"/>
+        <w:numPr>
+          <w:ilvl w:val="1"/>
+          <w:numId w:val="138"/>
+        </w:numPr>
+      </w:pPr>
+      <w:r>
+        <w:t>Initializes the adapter with a list of transactions and the application context.</w:t>
+      </w:r>
+    </w:p>
+    <w:p>
+      <w:pPr>
+        <w:pStyle w:val="Compact"/>
+        <w:numPr>
+          <w:ilvl w:val="0"/>
+          <w:numId w:val="136"/>
+        </w:numPr>
+      </w:pPr>
+      <w:r>
+        <w:rPr>
+          <w:b/>
+          <w:bCs/>
+        </w:rPr>
+        <w:t>Methods</w:t>
+      </w:r>
+      <w:r>
+        <w:t>:</w:t>
+      </w:r>
+    </w:p>
+    <w:p>
+      <w:pPr>
+        <w:pStyle w:val="Compact"/>
+        <w:numPr>
+          <w:ilvl w:val="1"/>
+          <w:numId w:val="139"/>
+        </w:numPr>
+      </w:pPr>
+      <w:r>
+        <w:rPr>
+          <w:rStyle w:val="VerbatimChar"/>
+        </w:rPr>
+        <w:t>getCount()</w:t>
+      </w:r>
+      <w:r>
+        <w:t>: Returns the number of transactions.</w:t>
+      </w:r>
+    </w:p>
+    <w:p>
+      <w:pPr>
+        <w:pStyle w:val="Compact"/>
+        <w:numPr>
+          <w:ilvl w:val="1"/>
+          <w:numId w:val="139"/>
+        </w:numPr>
+      </w:pPr>
+      <w:r>
+        <w:rPr>
+          <w:rStyle w:val="VerbatimChar"/>
+        </w:rPr>
+        <w:t>getItem(int i)</w:t>
+      </w:r>
+      <w:r>
+        <w:t xml:space="preserve">: Returns </w:t>
+      </w:r>
+      <w:r>
+        <w:rPr>
+          <w:rStyle w:val="VerbatimChar"/>
+        </w:rPr>
+        <w:t>null</w:t>
+      </w:r>
+      <w:r>
+        <w:t xml:space="preserve"> (not used in this implementation).</w:t>
+      </w:r>
+    </w:p>
+    <w:p>
+      <w:pPr>
+        <w:pStyle w:val="Compact"/>
+        <w:numPr>
+          <w:ilvl w:val="1"/>
+          <w:numId w:val="139"/>
+        </w:numPr>
+      </w:pPr>
+      <w:r>
+        <w:rPr>
+          <w:rStyle w:val="VerbatimChar"/>
+        </w:rPr>
+        <w:t>getItemId(int i)</w:t>
+      </w:r>
+      <w:r>
+        <w:t xml:space="preserve">: Returns </w:t>
+      </w:r>
+      <w:r>
+        <w:rPr>
+          <w:rStyle w:val="VerbatimChar"/>
+        </w:rPr>
+        <w:t>0</w:t>
+      </w:r>
+      <w:r>
+        <w:t xml:space="preserve"> (not used in this implementation).</w:t>
+      </w:r>
+    </w:p>
+    <w:p>
+      <w:pPr>
+        <w:pStyle w:val="Compact"/>
+        <w:numPr>
+          <w:ilvl w:val="1"/>
+          <w:numId w:val="139"/>
+        </w:numPr>
+      </w:pPr>
+      <w:r>
+        <w:rPr>
+          <w:rStyle w:val="VerbatimChar"/>
+        </w:rPr>
+        <w:t>getView(int i, View view, ViewGroup viewGroup)</w:t>
+      </w:r>
+      <w:r>
+        <w:t>: Inflates the transaction item layout, binds data to UI components, and sets up click listeners for navigation.</w:t>
+      </w:r>
+    </w:p>
+    <w:p>
+      <w:pPr>
+        <w:pStyle w:val="Cmsor3"/>
+      </w:pPr>
+      <w:bookmarkStart w:id="131" w:name="features-3"/>
+      <w:bookmarkEnd w:id="130"/>
+      <w:r>
+        <w:t>Features</w:t>
+      </w:r>
+    </w:p>
+    <w:p>
+      <w:pPr>
+        <w:pStyle w:val="Compact"/>
+        <w:numPr>
+          <w:ilvl w:val="0"/>
+          <w:numId w:val="140"/>
+        </w:numPr>
+      </w:pPr>
+      <w:r>
+        <w:rPr>
+          <w:b/>
+          <w:bCs/>
+        </w:rPr>
+        <w:t>Dynamic Icons</w:t>
+      </w:r>
+      <w:r>
+        <w:t>:</w:t>
+      </w:r>
+    </w:p>
+    <w:p>
+      <w:pPr>
+        <w:pStyle w:val="Compact"/>
+        <w:numPr>
+          <w:ilvl w:val="1"/>
+          <w:numId w:val="141"/>
+        </w:numPr>
+      </w:pPr>
+      <w:r>
+        <w:t>Displays different icons based on the transaction type (income or expense) and category.</w:t>
+      </w:r>
+    </w:p>
+    <w:p>
+      <w:pPr>
+        <w:pStyle w:val="Compact"/>
+        <w:numPr>
+          <w:ilvl w:val="0"/>
+          <w:numId w:val="140"/>
+        </w:numPr>
+      </w:pPr>
+      <w:r>
+        <w:rPr>
+          <w:b/>
+          <w:bCs/>
+        </w:rPr>
+        <w:t>Date Formatting</w:t>
+      </w:r>
+      <w:r>
+        <w:t>:</w:t>
+      </w:r>
+    </w:p>
+    <w:p>
+      <w:pPr>
+        <w:pStyle w:val="Compact"/>
+        <w:numPr>
+          <w:ilvl w:val="1"/>
+          <w:numId w:val="142"/>
+        </w:numPr>
+      </w:pPr>
+      <w:r>
+        <w:t xml:space="preserve">Formats the transaction creation date using </w:t>
+      </w:r>
+      <w:r>
+        <w:rPr>
+          <w:rStyle w:val="VerbatimChar"/>
+        </w:rPr>
+        <w:t>SimpleDateFormat</w:t>
+      </w:r>
+      <w:r>
+        <w:t>.</w:t>
+      </w:r>
+    </w:p>
+    <w:p>
+      <w:pPr>
+        <w:pStyle w:val="Compact"/>
+        <w:numPr>
+          <w:ilvl w:val="0"/>
+          <w:numId w:val="140"/>
+        </w:numPr>
+      </w:pPr>
+      <w:r>
+        <w:rPr>
+          <w:b/>
+          <w:bCs/>
+        </w:rPr>
+        <w:t>Navigation</w:t>
+      </w:r>
+      <w:r>
+        <w:t>:</w:t>
+      </w:r>
+    </w:p>
+    <w:p>
+      <w:pPr>
+        <w:pStyle w:val="Compact"/>
+        <w:numPr>
+          <w:ilvl w:val="1"/>
+          <w:numId w:val="143"/>
+        </w:numPr>
+      </w:pPr>
+      <w:r>
+        <w:lastRenderedPageBreak/>
+        <w:t>Navigates to the transaction details screen with the transaction ID passed as a bundle.</w:t>
+      </w:r>
+    </w:p>
+    <w:p>
+      <w:pPr>
+        <w:pStyle w:val="Cmsor3"/>
+      </w:pPr>
+      <w:bookmarkStart w:id="132" w:name="notes"/>
+      <w:bookmarkEnd w:id="131"/>
+      <w:r>
+        <w:t>Notes</w:t>
+      </w:r>
+    </w:p>
+    <w:p>
+      <w:pPr>
+        <w:pStyle w:val="Compact"/>
+        <w:numPr>
+          <w:ilvl w:val="0"/>
+          <w:numId w:val="144"/>
+        </w:numPr>
+      </w:pPr>
+      <w:r>
+        <w:rPr>
+          <w:b/>
+          <w:bCs/>
+        </w:rPr>
+        <w:t>Bug</w:t>
+      </w:r>
+      <w:r>
+        <w:t xml:space="preserve">: The field name </w:t>
+      </w:r>
+      <w:r>
+        <w:rPr>
+          <w:rStyle w:val="VerbatimChar"/>
+        </w:rPr>
+        <w:t>tarnsactionList</w:t>
+      </w:r>
+      <w:r>
+        <w:t xml:space="preserve"> contains a typo and should be renamed to </w:t>
+      </w:r>
+      <w:r>
+        <w:rPr>
+          <w:rStyle w:val="VerbatimChar"/>
+        </w:rPr>
+        <w:t>transactionList</w:t>
+      </w:r>
+      <w:r>
+        <w:t xml:space="preserve"> for consistency.</w:t>
+      </w:r>
+    </w:p>
+    <w:p>
+      <w:pPr>
+        <w:pStyle w:val="Compact"/>
+        <w:numPr>
+          <w:ilvl w:val="0"/>
+          <w:numId w:val="144"/>
+        </w:numPr>
+      </w:pPr>
+      <w:r>
+        <w:rPr>
+          <w:b/>
+          <w:bCs/>
+        </w:rPr>
+        <w:t>Enhancements</w:t>
+      </w:r>
+      <w:r>
+        <w:t>:</w:t>
+      </w:r>
+    </w:p>
+    <w:p>
+      <w:pPr>
+        <w:pStyle w:val="Compact"/>
+        <w:numPr>
+          <w:ilvl w:val="1"/>
+          <w:numId w:val="145"/>
+        </w:numPr>
+      </w:pPr>
+      <w:r>
+        <w:t xml:space="preserve">Implement proper </w:t>
+      </w:r>
+      <w:r>
+        <w:rPr>
+          <w:rStyle w:val="VerbatimChar"/>
+        </w:rPr>
+        <w:t>getItem()</w:t>
+      </w:r>
+      <w:r>
+        <w:t xml:space="preserve"> and </w:t>
+      </w:r>
+      <w:r>
+        <w:rPr>
+          <w:rStyle w:val="VerbatimChar"/>
+        </w:rPr>
+        <w:t>getItemId()</w:t>
+      </w:r>
+      <w:r>
+        <w:t xml:space="preserve"> methods for better usability.</w:t>
+      </w:r>
+    </w:p>
+    <w:p>
+      <w:pPr>
+        <w:pStyle w:val="Compact"/>
+        <w:numPr>
+          <w:ilvl w:val="1"/>
+          <w:numId w:val="145"/>
+        </w:numPr>
+      </w:pPr>
+      <w:r>
+        <w:t xml:space="preserve">Add null checks for </w:t>
+      </w:r>
+      <w:r>
+        <w:rPr>
+          <w:rStyle w:val="VerbatimChar"/>
+        </w:rPr>
+        <w:t>view</w:t>
+      </w:r>
+      <w:r>
+        <w:t xml:space="preserve"> in </w:t>
+      </w:r>
+      <w:r>
+        <w:rPr>
+          <w:rStyle w:val="VerbatimChar"/>
+        </w:rPr>
+        <w:t>getView()</w:t>
+      </w:r>
+      <w:r>
+        <w:t xml:space="preserve"> to reuse existing views and improve performance.</w:t>
+      </w:r>
+    </w:p>
+    <w:p>
+      <w:r>
+        <w:pict w14:anchorId="70DF0FDB">
+          <v:rect id="_x0000_i1057" style="width:0;height:1.5pt" o:hralign="center" o:hrstd="t" o:hr="t"/>
+        </w:pict>
+      </w:r>
+    </w:p>
+    <w:p>
+      <w:pPr>
+        <w:pStyle w:val="Cmsor2"/>
+      </w:pPr>
+      <w:bookmarkStart w:id="133" w:name="file-useradapter.java"/>
+      <w:bookmarkEnd w:id="128"/>
+      <w:bookmarkEnd w:id="132"/>
+      <w:r>
+        <w:t xml:space="preserve">File: </w:t>
+      </w:r>
+      <w:r>
+        <w:rPr>
+          <w:rStyle w:val="VerbatimChar"/>
+        </w:rPr>
+        <w:t>userAdapter.java</w:t>
+      </w:r>
+    </w:p>
+    <w:p>
+      <w:pPr>
+        <w:pStyle w:val="Cmsor3"/>
+      </w:pPr>
+      <w:bookmarkStart w:id="134" w:name="overview-18"/>
+      <w:r>
+        <w:t>Overview</w:t>
+      </w:r>
+    </w:p>
+    <w:p>
+      <w:pPr>
+        <w:pStyle w:val="FirstParagraph"/>
+      </w:pPr>
+      <w:r>
+        <w:t xml:space="preserve">The </w:t>
+      </w:r>
+      <w:r>
+        <w:rPr>
+          <w:rStyle w:val="VerbatimChar"/>
+        </w:rPr>
+        <w:t>userAdapter</w:t>
+      </w:r>
+      <w:r>
+        <w:t xml:space="preserve"> class is a custom adapter for displaying a list of users in a </w:t>
+      </w:r>
+      <w:r>
+        <w:rPr>
+          <w:rStyle w:val="VerbatimChar"/>
+        </w:rPr>
+        <w:t>ListView</w:t>
+      </w:r>
+      <w:r>
+        <w:t>. It is currently incomplete and requires further implementation to bind user data to the UI.</w:t>
+      </w:r>
+    </w:p>
+    <w:p>
+      <w:pPr>
+        <w:pStyle w:val="Cmsor3"/>
+      </w:pPr>
+      <w:bookmarkStart w:id="135" w:name="key-components-19"/>
+      <w:bookmarkEnd w:id="134"/>
+      <w:r>
+        <w:t>Key Components</w:t>
+      </w:r>
+    </w:p>
+    <w:p>
+      <w:pPr>
+        <w:pStyle w:val="Compact"/>
+        <w:numPr>
+          <w:ilvl w:val="0"/>
+          <w:numId w:val="146"/>
+        </w:numPr>
+      </w:pPr>
+      <w:r>
+        <w:rPr>
+          <w:b/>
+          <w:bCs/>
+        </w:rPr>
+        <w:t>Fields</w:t>
+      </w:r>
+      <w:r>
+        <w:t>:</w:t>
+      </w:r>
+    </w:p>
+    <w:p>
+      <w:pPr>
+        <w:pStyle w:val="Compact"/>
+        <w:numPr>
+          <w:ilvl w:val="1"/>
+          <w:numId w:val="147"/>
+        </w:numPr>
+      </w:pPr>
+      <w:r>
+        <w:rPr>
+          <w:rStyle w:val="VerbatimChar"/>
+        </w:rPr>
+        <w:t>userList</w:t>
+      </w:r>
+      <w:r>
+        <w:t xml:space="preserve">: A list of </w:t>
+      </w:r>
+      <w:r>
+        <w:rPr>
+          <w:rStyle w:val="VerbatimChar"/>
+        </w:rPr>
+        <w:t>LoggedInUser</w:t>
+      </w:r>
+      <w:r>
+        <w:t xml:space="preserve"> objects to display.</w:t>
+      </w:r>
+    </w:p>
+    <w:p>
+      <w:pPr>
+        <w:pStyle w:val="Compact"/>
+        <w:numPr>
+          <w:ilvl w:val="1"/>
+          <w:numId w:val="147"/>
+        </w:numPr>
+      </w:pPr>
+      <w:r>
+        <w:rPr>
+          <w:rStyle w:val="VerbatimChar"/>
+        </w:rPr>
+        <w:t>context</w:t>
+      </w:r>
+      <w:r>
+        <w:t>: The context in which the adapter is used.</w:t>
+      </w:r>
+    </w:p>
+    <w:p>
+      <w:pPr>
+        <w:pStyle w:val="Compact"/>
+        <w:numPr>
+          <w:ilvl w:val="0"/>
+          <w:numId w:val="146"/>
+        </w:numPr>
+      </w:pPr>
+      <w:r>
+        <w:rPr>
+          <w:b/>
+          <w:bCs/>
+        </w:rPr>
+        <w:t>Constructor</w:t>
+      </w:r>
+      <w:r>
+        <w:t>:</w:t>
+      </w:r>
+    </w:p>
+    <w:p>
+      <w:pPr>
+        <w:pStyle w:val="Compact"/>
+        <w:numPr>
+          <w:ilvl w:val="1"/>
+          <w:numId w:val="148"/>
+        </w:numPr>
+      </w:pPr>
+      <w:r>
+        <w:t>Initializes the adapter with a list of users and the application context.</w:t>
+      </w:r>
+    </w:p>
+    <w:p>
+      <w:pPr>
+        <w:pStyle w:val="Compact"/>
+        <w:numPr>
+          <w:ilvl w:val="0"/>
+          <w:numId w:val="146"/>
+        </w:numPr>
+      </w:pPr>
+      <w:r>
+        <w:rPr>
+          <w:b/>
+          <w:bCs/>
+        </w:rPr>
+        <w:t>Methods</w:t>
+      </w:r>
+      <w:r>
+        <w:t>:</w:t>
+      </w:r>
+    </w:p>
+    <w:p>
+      <w:pPr>
+        <w:pStyle w:val="Compact"/>
+        <w:numPr>
+          <w:ilvl w:val="1"/>
+          <w:numId w:val="149"/>
+        </w:numPr>
+      </w:pPr>
+      <w:r>
+        <w:rPr>
+          <w:rStyle w:val="VerbatimChar"/>
+        </w:rPr>
+        <w:t>getCount()</w:t>
+      </w:r>
+      <w:r>
+        <w:t>: Returns the number of users.</w:t>
+      </w:r>
+    </w:p>
+    <w:p>
+      <w:pPr>
+        <w:pStyle w:val="Compact"/>
+        <w:numPr>
+          <w:ilvl w:val="1"/>
+          <w:numId w:val="149"/>
+        </w:numPr>
+      </w:pPr>
+      <w:r>
+        <w:rPr>
+          <w:rStyle w:val="VerbatimChar"/>
+        </w:rPr>
+        <w:t>getItem(int i)</w:t>
+      </w:r>
+      <w:r>
+        <w:t xml:space="preserve">: Returns </w:t>
+      </w:r>
+      <w:r>
+        <w:rPr>
+          <w:rStyle w:val="VerbatimChar"/>
+        </w:rPr>
+        <w:t>null</w:t>
+      </w:r>
+      <w:r>
+        <w:t xml:space="preserve"> (not used in this implementation).</w:t>
+      </w:r>
+    </w:p>
+    <w:p>
+      <w:pPr>
+        <w:pStyle w:val="Compact"/>
+        <w:numPr>
+          <w:ilvl w:val="1"/>
+          <w:numId w:val="149"/>
+        </w:numPr>
+      </w:pPr>
+      <w:r>
+        <w:rPr>
+          <w:rStyle w:val="VerbatimChar"/>
+        </w:rPr>
+        <w:t>getItemId(int i)</w:t>
+      </w:r>
+      <w:r>
+        <w:t xml:space="preserve">: Returns </w:t>
+      </w:r>
+      <w:r>
+        <w:rPr>
+          <w:rStyle w:val="VerbatimChar"/>
+        </w:rPr>
+        <w:t>0</w:t>
+      </w:r>
+      <w:r>
+        <w:t xml:space="preserve"> (not used in this implementation).</w:t>
+      </w:r>
+    </w:p>
+    <w:p>
+      <w:pPr>
+        <w:pStyle w:val="Compact"/>
+        <w:numPr>
+          <w:ilvl w:val="1"/>
+          <w:numId w:val="149"/>
+        </w:numPr>
+      </w:pPr>
+      <w:r>
+        <w:rPr>
+          <w:rStyle w:val="VerbatimChar"/>
+        </w:rPr>
+        <w:t>getView(int i, View view, ViewGroup viewGroup)</w:t>
+      </w:r>
+      <w:r>
+        <w:t xml:space="preserve">: Currently returns the unmodified </w:t>
+      </w:r>
+      <w:r>
+        <w:rPr>
+          <w:rStyle w:val="VerbatimChar"/>
+        </w:rPr>
+        <w:t>view</w:t>
+      </w:r>
+      <w:r>
+        <w:t xml:space="preserve"> and needs to be implemented.</w:t>
+      </w:r>
+    </w:p>
+    <w:p>
+      <w:pPr>
+        <w:pStyle w:val="Cmsor2"/>
+      </w:pPr>
+      <w:bookmarkStart w:id="136" w:name="dependencies-4"/>
+      <w:bookmarkEnd w:id="133"/>
+      <w:bookmarkEnd w:id="135"/>
+      <w:r>
+        <w:t>Dependencies</w:t>
+      </w:r>
+    </w:p>
+    <w:p>
+      <w:pPr>
+        <w:pStyle w:val="Compact"/>
+        <w:numPr>
+          <w:ilvl w:val="0"/>
+          <w:numId w:val="150"/>
+        </w:numPr>
+      </w:pPr>
+      <w:r>
+        <w:rPr>
+          <w:b/>
+          <w:bCs/>
+        </w:rPr>
+        <w:t>Retrofit</w:t>
+      </w:r>
+      <w:r>
+        <w:t>: For API communication.</w:t>
+      </w:r>
+    </w:p>
+    <w:p>
+      <w:pPr>
+        <w:pStyle w:val="Compact"/>
+        <w:numPr>
+          <w:ilvl w:val="0"/>
+          <w:numId w:val="150"/>
+        </w:numPr>
+      </w:pPr>
+      <w:r>
+        <w:rPr>
+          <w:b/>
+          <w:bCs/>
+        </w:rPr>
+        <w:t>Gson</w:t>
+      </w:r>
+      <w:r>
+        <w:t>: For JSON serialization/deserialization.</w:t>
+      </w:r>
+    </w:p>
+    <w:p>
+      <w:pPr>
+        <w:pStyle w:val="Compact"/>
+        <w:numPr>
+          <w:ilvl w:val="0"/>
+          <w:numId w:val="150"/>
+        </w:numPr>
+      </w:pPr>
+      <w:r>
+        <w:rPr>
+          <w:b/>
+          <w:bCs/>
+        </w:rPr>
+        <w:t>AppCompatDelegate</w:t>
+      </w:r>
+      <w:r>
+        <w:t>: For theme management.</w:t>
+      </w:r>
+    </w:p>
+    <w:p>
+      <w:pPr>
+        <w:pStyle w:val="Compact"/>
+        <w:numPr>
+          <w:ilvl w:val="0"/>
+          <w:numId w:val="150"/>
+        </w:numPr>
+      </w:pPr>
+      <w:r>
+        <w:rPr>
+          <w:b/>
+          <w:bCs/>
+        </w:rPr>
+        <w:t>Navigation Components</w:t>
+      </w:r>
+      <w:r>
+        <w:t>: For managing navigation within the app.</w:t>
+      </w:r>
+    </w:p>
+    <w:p>
+      <w:r>
+        <w:pict w14:anchorId="38702824">
+          <v:rect id="_x0000_i1058" style="width:0;height:1.5pt" o:hralign="center" o:hrstd="t" o:hr="t"/>
+        </w:pict>
+      </w:r>
       <w:bookmarkEnd w:id="0"/>
-      <w:bookmarkEnd w:id="67"/>
+      <w:bookmarkEnd w:id="136"/>
     </w:p>
     <w:sectPr>
       <w:pgSz w:w="12240" w:h="15840"/>
@@ -5457,7 +10421,7 @@
   <w:abstractNum w:abstractNumId="0" w15:restartNumberingAfterBreak="0">
     <w:nsid w:val="0000A990"/>
     <w:multiLevelType w:val="multilevel"/>
-    <w:tmpl w:val="F78A22F0"/>
+    <w:tmpl w:val="058E57D6"/>
     <w:lvl w:ilvl="0">
       <w:numFmt w:val="bullet"/>
       <w:lvlText w:val=" "/>
@@ -5534,7 +10498,7 @@
   <w:abstractNum w:abstractNumId="1" w15:restartNumberingAfterBreak="0">
     <w:nsid w:val="0000A991"/>
     <w:multiLevelType w:val="multilevel"/>
-    <w:tmpl w:val="647C63E0"/>
+    <w:tmpl w:val="D67E5D28"/>
     <w:lvl w:ilvl="0">
       <w:numFmt w:val="bullet"/>
       <w:lvlText w:val="•"/>
@@ -5608,220 +10572,454 @@
       </w:pPr>
     </w:lvl>
   </w:abstractNum>
-  <w:num w:numId="1" w16cid:durableId="1686983447">
+  <w:num w:numId="1" w16cid:durableId="44641742">
     <w:abstractNumId w:val="0"/>
   </w:num>
-  <w:num w:numId="2" w16cid:durableId="1532836367">
-    <w:abstractNumId w:val="1"/>
-  </w:num>
-  <w:num w:numId="3" w16cid:durableId="1621885377">
-    <w:abstractNumId w:val="1"/>
-  </w:num>
-  <w:num w:numId="4" w16cid:durableId="1432429620">
-    <w:abstractNumId w:val="1"/>
-  </w:num>
-  <w:num w:numId="5" w16cid:durableId="318459801">
-    <w:abstractNumId w:val="1"/>
-  </w:num>
-  <w:num w:numId="6" w16cid:durableId="796409792">
-    <w:abstractNumId w:val="1"/>
-  </w:num>
-  <w:num w:numId="7" w16cid:durableId="1566526322">
-    <w:abstractNumId w:val="1"/>
-  </w:num>
-  <w:num w:numId="8" w16cid:durableId="216360747">
-    <w:abstractNumId w:val="1"/>
-  </w:num>
-  <w:num w:numId="9" w16cid:durableId="620652092">
-    <w:abstractNumId w:val="1"/>
-  </w:num>
-  <w:num w:numId="10" w16cid:durableId="2006126713">
-    <w:abstractNumId w:val="1"/>
-  </w:num>
-  <w:num w:numId="11" w16cid:durableId="496385910">
-    <w:abstractNumId w:val="1"/>
-  </w:num>
-  <w:num w:numId="12" w16cid:durableId="622885548">
-    <w:abstractNumId w:val="1"/>
-  </w:num>
-  <w:num w:numId="13" w16cid:durableId="654266297">
-    <w:abstractNumId w:val="1"/>
-  </w:num>
-  <w:num w:numId="14" w16cid:durableId="1262883001">
-    <w:abstractNumId w:val="1"/>
-  </w:num>
-  <w:num w:numId="15" w16cid:durableId="1597248141">
-    <w:abstractNumId w:val="1"/>
-  </w:num>
-  <w:num w:numId="16" w16cid:durableId="1913543042">
-    <w:abstractNumId w:val="1"/>
-  </w:num>
-  <w:num w:numId="17" w16cid:durableId="267735385">
-    <w:abstractNumId w:val="1"/>
-  </w:num>
-  <w:num w:numId="18" w16cid:durableId="1603345101">
-    <w:abstractNumId w:val="1"/>
-  </w:num>
-  <w:num w:numId="19" w16cid:durableId="911475953">
-    <w:abstractNumId w:val="1"/>
-  </w:num>
-  <w:num w:numId="20" w16cid:durableId="559706014">
-    <w:abstractNumId w:val="1"/>
-  </w:num>
-  <w:num w:numId="21" w16cid:durableId="1686440271">
-    <w:abstractNumId w:val="1"/>
-  </w:num>
-  <w:num w:numId="22" w16cid:durableId="254872277">
-    <w:abstractNumId w:val="1"/>
-  </w:num>
-  <w:num w:numId="23" w16cid:durableId="6254044">
-    <w:abstractNumId w:val="1"/>
-  </w:num>
-  <w:num w:numId="24" w16cid:durableId="1154295401">
-    <w:abstractNumId w:val="1"/>
-  </w:num>
-  <w:num w:numId="25" w16cid:durableId="1205556885">
-    <w:abstractNumId w:val="1"/>
-  </w:num>
-  <w:num w:numId="26" w16cid:durableId="766081649">
-    <w:abstractNumId w:val="1"/>
-  </w:num>
-  <w:num w:numId="27" w16cid:durableId="143353008">
-    <w:abstractNumId w:val="1"/>
-  </w:num>
-  <w:num w:numId="28" w16cid:durableId="2123069900">
-    <w:abstractNumId w:val="1"/>
-  </w:num>
-  <w:num w:numId="29" w16cid:durableId="1502544363">
-    <w:abstractNumId w:val="1"/>
-  </w:num>
-  <w:num w:numId="30" w16cid:durableId="2044818913">
-    <w:abstractNumId w:val="1"/>
-  </w:num>
-  <w:num w:numId="31" w16cid:durableId="1273779543">
-    <w:abstractNumId w:val="1"/>
-  </w:num>
-  <w:num w:numId="32" w16cid:durableId="2082023185">
-    <w:abstractNumId w:val="1"/>
-  </w:num>
-  <w:num w:numId="33" w16cid:durableId="828443794">
-    <w:abstractNumId w:val="1"/>
-  </w:num>
-  <w:num w:numId="34" w16cid:durableId="1948541652">
-    <w:abstractNumId w:val="1"/>
-  </w:num>
-  <w:num w:numId="35" w16cid:durableId="2026439591">
-    <w:abstractNumId w:val="1"/>
-  </w:num>
-  <w:num w:numId="36" w16cid:durableId="471749860">
-    <w:abstractNumId w:val="1"/>
-  </w:num>
-  <w:num w:numId="37" w16cid:durableId="325741895">
-    <w:abstractNumId w:val="1"/>
-  </w:num>
-  <w:num w:numId="38" w16cid:durableId="1846087998">
-    <w:abstractNumId w:val="1"/>
-  </w:num>
-  <w:num w:numId="39" w16cid:durableId="835191019">
-    <w:abstractNumId w:val="1"/>
-  </w:num>
-  <w:num w:numId="40" w16cid:durableId="1923906165">
-    <w:abstractNumId w:val="1"/>
-  </w:num>
-  <w:num w:numId="41" w16cid:durableId="376514916">
-    <w:abstractNumId w:val="1"/>
-  </w:num>
-  <w:num w:numId="42" w16cid:durableId="1771272023">
-    <w:abstractNumId w:val="1"/>
-  </w:num>
-  <w:num w:numId="43" w16cid:durableId="338851513">
-    <w:abstractNumId w:val="1"/>
-  </w:num>
-  <w:num w:numId="44" w16cid:durableId="1115902287">
-    <w:abstractNumId w:val="1"/>
-  </w:num>
-  <w:num w:numId="45" w16cid:durableId="738678007">
-    <w:abstractNumId w:val="1"/>
-  </w:num>
-  <w:num w:numId="46" w16cid:durableId="1641811755">
-    <w:abstractNumId w:val="1"/>
-  </w:num>
-  <w:num w:numId="47" w16cid:durableId="279071780">
-    <w:abstractNumId w:val="1"/>
-  </w:num>
-  <w:num w:numId="48" w16cid:durableId="489832929">
-    <w:abstractNumId w:val="1"/>
-  </w:num>
-  <w:num w:numId="49" w16cid:durableId="571549595">
-    <w:abstractNumId w:val="1"/>
-  </w:num>
-  <w:num w:numId="50" w16cid:durableId="1742755170">
-    <w:abstractNumId w:val="1"/>
-  </w:num>
-  <w:num w:numId="51" w16cid:durableId="225844223">
-    <w:abstractNumId w:val="1"/>
-  </w:num>
-  <w:num w:numId="52" w16cid:durableId="1717192833">
-    <w:abstractNumId w:val="1"/>
-  </w:num>
-  <w:num w:numId="53" w16cid:durableId="1621259389">
-    <w:abstractNumId w:val="1"/>
-  </w:num>
-  <w:num w:numId="54" w16cid:durableId="656953816">
-    <w:abstractNumId w:val="1"/>
-  </w:num>
-  <w:num w:numId="55" w16cid:durableId="463231895">
-    <w:abstractNumId w:val="1"/>
-  </w:num>
-  <w:num w:numId="56" w16cid:durableId="487986940">
-    <w:abstractNumId w:val="1"/>
-  </w:num>
-  <w:num w:numId="57" w16cid:durableId="1410225188">
-    <w:abstractNumId w:val="1"/>
-  </w:num>
-  <w:num w:numId="58" w16cid:durableId="1748576524">
-    <w:abstractNumId w:val="1"/>
-  </w:num>
-  <w:num w:numId="59" w16cid:durableId="1170675435">
-    <w:abstractNumId w:val="1"/>
-  </w:num>
-  <w:num w:numId="60" w16cid:durableId="603881164">
-    <w:abstractNumId w:val="1"/>
-  </w:num>
-  <w:num w:numId="61" w16cid:durableId="901254521">
-    <w:abstractNumId w:val="1"/>
-  </w:num>
-  <w:num w:numId="62" w16cid:durableId="1027952196">
-    <w:abstractNumId w:val="1"/>
-  </w:num>
-  <w:num w:numId="63" w16cid:durableId="513693285">
-    <w:abstractNumId w:val="1"/>
-  </w:num>
-  <w:num w:numId="64" w16cid:durableId="1772552856">
-    <w:abstractNumId w:val="1"/>
-  </w:num>
-  <w:num w:numId="65" w16cid:durableId="1781758328">
-    <w:abstractNumId w:val="1"/>
-  </w:num>
-  <w:num w:numId="66" w16cid:durableId="1164467357">
-    <w:abstractNumId w:val="1"/>
-  </w:num>
-  <w:num w:numId="67" w16cid:durableId="1850632738">
-    <w:abstractNumId w:val="1"/>
-  </w:num>
-  <w:num w:numId="68" w16cid:durableId="226308004">
-    <w:abstractNumId w:val="1"/>
-  </w:num>
-  <w:num w:numId="69" w16cid:durableId="814489598">
-    <w:abstractNumId w:val="1"/>
-  </w:num>
-  <w:num w:numId="70" w16cid:durableId="120730305">
-    <w:abstractNumId w:val="1"/>
-  </w:num>
-  <w:num w:numId="71" w16cid:durableId="1620451064">
-    <w:abstractNumId w:val="1"/>
-  </w:num>
-  <w:num w:numId="72" w16cid:durableId="1175416800">
+  <w:num w:numId="2" w16cid:durableId="1737246137">
+    <w:abstractNumId w:val="1"/>
+  </w:num>
+  <w:num w:numId="3" w16cid:durableId="1242446324">
+    <w:abstractNumId w:val="1"/>
+  </w:num>
+  <w:num w:numId="4" w16cid:durableId="658118515">
+    <w:abstractNumId w:val="1"/>
+  </w:num>
+  <w:num w:numId="5" w16cid:durableId="1621566860">
+    <w:abstractNumId w:val="1"/>
+  </w:num>
+  <w:num w:numId="6" w16cid:durableId="2141879821">
+    <w:abstractNumId w:val="1"/>
+  </w:num>
+  <w:num w:numId="7" w16cid:durableId="1905992355">
+    <w:abstractNumId w:val="1"/>
+  </w:num>
+  <w:num w:numId="8" w16cid:durableId="1083838484">
+    <w:abstractNumId w:val="1"/>
+  </w:num>
+  <w:num w:numId="9" w16cid:durableId="1829397213">
+    <w:abstractNumId w:val="1"/>
+  </w:num>
+  <w:num w:numId="10" w16cid:durableId="1442525970">
+    <w:abstractNumId w:val="1"/>
+  </w:num>
+  <w:num w:numId="11" w16cid:durableId="1277637129">
+    <w:abstractNumId w:val="1"/>
+  </w:num>
+  <w:num w:numId="12" w16cid:durableId="1819226507">
+    <w:abstractNumId w:val="1"/>
+  </w:num>
+  <w:num w:numId="13" w16cid:durableId="1720785826">
+    <w:abstractNumId w:val="1"/>
+  </w:num>
+  <w:num w:numId="14" w16cid:durableId="1162165326">
+    <w:abstractNumId w:val="1"/>
+  </w:num>
+  <w:num w:numId="15" w16cid:durableId="1967471085">
+    <w:abstractNumId w:val="1"/>
+  </w:num>
+  <w:num w:numId="16" w16cid:durableId="1468860882">
+    <w:abstractNumId w:val="1"/>
+  </w:num>
+  <w:num w:numId="17" w16cid:durableId="372196198">
+    <w:abstractNumId w:val="1"/>
+  </w:num>
+  <w:num w:numId="18" w16cid:durableId="1862471744">
+    <w:abstractNumId w:val="1"/>
+  </w:num>
+  <w:num w:numId="19" w16cid:durableId="713697511">
+    <w:abstractNumId w:val="1"/>
+  </w:num>
+  <w:num w:numId="20" w16cid:durableId="712778179">
+    <w:abstractNumId w:val="1"/>
+  </w:num>
+  <w:num w:numId="21" w16cid:durableId="1387069749">
+    <w:abstractNumId w:val="1"/>
+  </w:num>
+  <w:num w:numId="22" w16cid:durableId="1649239513">
+    <w:abstractNumId w:val="1"/>
+  </w:num>
+  <w:num w:numId="23" w16cid:durableId="452406135">
+    <w:abstractNumId w:val="1"/>
+  </w:num>
+  <w:num w:numId="24" w16cid:durableId="1995180293">
+    <w:abstractNumId w:val="1"/>
+  </w:num>
+  <w:num w:numId="25" w16cid:durableId="632641673">
+    <w:abstractNumId w:val="1"/>
+  </w:num>
+  <w:num w:numId="26" w16cid:durableId="411660281">
+    <w:abstractNumId w:val="1"/>
+  </w:num>
+  <w:num w:numId="27" w16cid:durableId="434132504">
+    <w:abstractNumId w:val="1"/>
+  </w:num>
+  <w:num w:numId="28" w16cid:durableId="754009679">
+    <w:abstractNumId w:val="1"/>
+  </w:num>
+  <w:num w:numId="29" w16cid:durableId="390006396">
+    <w:abstractNumId w:val="1"/>
+  </w:num>
+  <w:num w:numId="30" w16cid:durableId="915096604">
+    <w:abstractNumId w:val="1"/>
+  </w:num>
+  <w:num w:numId="31" w16cid:durableId="2092849651">
+    <w:abstractNumId w:val="1"/>
+  </w:num>
+  <w:num w:numId="32" w16cid:durableId="994450457">
+    <w:abstractNumId w:val="1"/>
+  </w:num>
+  <w:num w:numId="33" w16cid:durableId="1228686585">
+    <w:abstractNumId w:val="1"/>
+  </w:num>
+  <w:num w:numId="34" w16cid:durableId="2006591084">
+    <w:abstractNumId w:val="1"/>
+  </w:num>
+  <w:num w:numId="35" w16cid:durableId="251813919">
+    <w:abstractNumId w:val="1"/>
+  </w:num>
+  <w:num w:numId="36" w16cid:durableId="2008435870">
+    <w:abstractNumId w:val="1"/>
+  </w:num>
+  <w:num w:numId="37" w16cid:durableId="533882050">
+    <w:abstractNumId w:val="1"/>
+  </w:num>
+  <w:num w:numId="38" w16cid:durableId="1908373282">
+    <w:abstractNumId w:val="1"/>
+  </w:num>
+  <w:num w:numId="39" w16cid:durableId="1873109490">
+    <w:abstractNumId w:val="1"/>
+  </w:num>
+  <w:num w:numId="40" w16cid:durableId="2036074269">
+    <w:abstractNumId w:val="1"/>
+  </w:num>
+  <w:num w:numId="41" w16cid:durableId="1602906689">
+    <w:abstractNumId w:val="1"/>
+  </w:num>
+  <w:num w:numId="42" w16cid:durableId="254017906">
+    <w:abstractNumId w:val="1"/>
+  </w:num>
+  <w:num w:numId="43" w16cid:durableId="1112555824">
+    <w:abstractNumId w:val="1"/>
+  </w:num>
+  <w:num w:numId="44" w16cid:durableId="1867979724">
+    <w:abstractNumId w:val="1"/>
+  </w:num>
+  <w:num w:numId="45" w16cid:durableId="894007874">
+    <w:abstractNumId w:val="1"/>
+  </w:num>
+  <w:num w:numId="46" w16cid:durableId="1959143091">
+    <w:abstractNumId w:val="1"/>
+  </w:num>
+  <w:num w:numId="47" w16cid:durableId="267541806">
+    <w:abstractNumId w:val="1"/>
+  </w:num>
+  <w:num w:numId="48" w16cid:durableId="1949390184">
+    <w:abstractNumId w:val="1"/>
+  </w:num>
+  <w:num w:numId="49" w16cid:durableId="1218735827">
+    <w:abstractNumId w:val="1"/>
+  </w:num>
+  <w:num w:numId="50" w16cid:durableId="904950417">
+    <w:abstractNumId w:val="1"/>
+  </w:num>
+  <w:num w:numId="51" w16cid:durableId="940529370">
+    <w:abstractNumId w:val="1"/>
+  </w:num>
+  <w:num w:numId="52" w16cid:durableId="851070177">
+    <w:abstractNumId w:val="1"/>
+  </w:num>
+  <w:num w:numId="53" w16cid:durableId="46414396">
+    <w:abstractNumId w:val="1"/>
+  </w:num>
+  <w:num w:numId="54" w16cid:durableId="855508741">
+    <w:abstractNumId w:val="1"/>
+  </w:num>
+  <w:num w:numId="55" w16cid:durableId="1511990931">
+    <w:abstractNumId w:val="1"/>
+  </w:num>
+  <w:num w:numId="56" w16cid:durableId="4672653">
+    <w:abstractNumId w:val="1"/>
+  </w:num>
+  <w:num w:numId="57" w16cid:durableId="1278877760">
+    <w:abstractNumId w:val="1"/>
+  </w:num>
+  <w:num w:numId="58" w16cid:durableId="697656118">
+    <w:abstractNumId w:val="1"/>
+  </w:num>
+  <w:num w:numId="59" w16cid:durableId="1614551259">
+    <w:abstractNumId w:val="1"/>
+  </w:num>
+  <w:num w:numId="60" w16cid:durableId="1708675123">
+    <w:abstractNumId w:val="1"/>
+  </w:num>
+  <w:num w:numId="61" w16cid:durableId="1743137103">
+    <w:abstractNumId w:val="1"/>
+  </w:num>
+  <w:num w:numId="62" w16cid:durableId="970330007">
+    <w:abstractNumId w:val="1"/>
+  </w:num>
+  <w:num w:numId="63" w16cid:durableId="1180772405">
+    <w:abstractNumId w:val="1"/>
+  </w:num>
+  <w:num w:numId="64" w16cid:durableId="796874792">
+    <w:abstractNumId w:val="1"/>
+  </w:num>
+  <w:num w:numId="65" w16cid:durableId="1081099410">
+    <w:abstractNumId w:val="1"/>
+  </w:num>
+  <w:num w:numId="66" w16cid:durableId="935794490">
+    <w:abstractNumId w:val="1"/>
+  </w:num>
+  <w:num w:numId="67" w16cid:durableId="1704020768">
+    <w:abstractNumId w:val="1"/>
+  </w:num>
+  <w:num w:numId="68" w16cid:durableId="113792819">
+    <w:abstractNumId w:val="1"/>
+  </w:num>
+  <w:num w:numId="69" w16cid:durableId="476461535">
+    <w:abstractNumId w:val="1"/>
+  </w:num>
+  <w:num w:numId="70" w16cid:durableId="1760446316">
+    <w:abstractNumId w:val="1"/>
+  </w:num>
+  <w:num w:numId="71" w16cid:durableId="303855190">
+    <w:abstractNumId w:val="1"/>
+  </w:num>
+  <w:num w:numId="72" w16cid:durableId="368651929">
+    <w:abstractNumId w:val="1"/>
+  </w:num>
+  <w:num w:numId="73" w16cid:durableId="1135877009">
+    <w:abstractNumId w:val="1"/>
+  </w:num>
+  <w:num w:numId="74" w16cid:durableId="133791672">
+    <w:abstractNumId w:val="1"/>
+  </w:num>
+  <w:num w:numId="75" w16cid:durableId="360594106">
+    <w:abstractNumId w:val="1"/>
+  </w:num>
+  <w:num w:numId="76" w16cid:durableId="1614746045">
+    <w:abstractNumId w:val="1"/>
+  </w:num>
+  <w:num w:numId="77" w16cid:durableId="1157452045">
+    <w:abstractNumId w:val="1"/>
+  </w:num>
+  <w:num w:numId="78" w16cid:durableId="207494679">
+    <w:abstractNumId w:val="1"/>
+  </w:num>
+  <w:num w:numId="79" w16cid:durableId="1106581422">
+    <w:abstractNumId w:val="1"/>
+  </w:num>
+  <w:num w:numId="80" w16cid:durableId="1192956837">
+    <w:abstractNumId w:val="1"/>
+  </w:num>
+  <w:num w:numId="81" w16cid:durableId="1766226359">
+    <w:abstractNumId w:val="1"/>
+  </w:num>
+  <w:num w:numId="82" w16cid:durableId="468328244">
+    <w:abstractNumId w:val="1"/>
+  </w:num>
+  <w:num w:numId="83" w16cid:durableId="1493064896">
+    <w:abstractNumId w:val="1"/>
+  </w:num>
+  <w:num w:numId="84" w16cid:durableId="1108431414">
+    <w:abstractNumId w:val="1"/>
+  </w:num>
+  <w:num w:numId="85" w16cid:durableId="807434488">
+    <w:abstractNumId w:val="1"/>
+  </w:num>
+  <w:num w:numId="86" w16cid:durableId="1511795529">
+    <w:abstractNumId w:val="1"/>
+  </w:num>
+  <w:num w:numId="87" w16cid:durableId="1852793761">
+    <w:abstractNumId w:val="1"/>
+  </w:num>
+  <w:num w:numId="88" w16cid:durableId="1013920769">
+    <w:abstractNumId w:val="1"/>
+  </w:num>
+  <w:num w:numId="89" w16cid:durableId="1477335045">
+    <w:abstractNumId w:val="1"/>
+  </w:num>
+  <w:num w:numId="90" w16cid:durableId="471600271">
+    <w:abstractNumId w:val="1"/>
+  </w:num>
+  <w:num w:numId="91" w16cid:durableId="1950121800">
+    <w:abstractNumId w:val="1"/>
+  </w:num>
+  <w:num w:numId="92" w16cid:durableId="1866362974">
+    <w:abstractNumId w:val="1"/>
+  </w:num>
+  <w:num w:numId="93" w16cid:durableId="1481922999">
+    <w:abstractNumId w:val="1"/>
+  </w:num>
+  <w:num w:numId="94" w16cid:durableId="1328627666">
+    <w:abstractNumId w:val="1"/>
+  </w:num>
+  <w:num w:numId="95" w16cid:durableId="1308632286">
+    <w:abstractNumId w:val="1"/>
+  </w:num>
+  <w:num w:numId="96" w16cid:durableId="1238515004">
+    <w:abstractNumId w:val="1"/>
+  </w:num>
+  <w:num w:numId="97" w16cid:durableId="1170214419">
+    <w:abstractNumId w:val="1"/>
+  </w:num>
+  <w:num w:numId="98" w16cid:durableId="1265459975">
+    <w:abstractNumId w:val="1"/>
+  </w:num>
+  <w:num w:numId="99" w16cid:durableId="82728273">
+    <w:abstractNumId w:val="1"/>
+  </w:num>
+  <w:num w:numId="100" w16cid:durableId="191842089">
+    <w:abstractNumId w:val="1"/>
+  </w:num>
+  <w:num w:numId="101" w16cid:durableId="1932734530">
+    <w:abstractNumId w:val="1"/>
+  </w:num>
+  <w:num w:numId="102" w16cid:durableId="1096635920">
+    <w:abstractNumId w:val="1"/>
+  </w:num>
+  <w:num w:numId="103" w16cid:durableId="373425242">
+    <w:abstractNumId w:val="1"/>
+  </w:num>
+  <w:num w:numId="104" w16cid:durableId="648173725">
+    <w:abstractNumId w:val="1"/>
+  </w:num>
+  <w:num w:numId="105" w16cid:durableId="1846286018">
+    <w:abstractNumId w:val="1"/>
+  </w:num>
+  <w:num w:numId="106" w16cid:durableId="385762664">
+    <w:abstractNumId w:val="1"/>
+  </w:num>
+  <w:num w:numId="107" w16cid:durableId="1577284582">
+    <w:abstractNumId w:val="1"/>
+  </w:num>
+  <w:num w:numId="108" w16cid:durableId="741409865">
+    <w:abstractNumId w:val="1"/>
+  </w:num>
+  <w:num w:numId="109" w16cid:durableId="648167259">
+    <w:abstractNumId w:val="1"/>
+  </w:num>
+  <w:num w:numId="110" w16cid:durableId="1749687422">
+    <w:abstractNumId w:val="1"/>
+  </w:num>
+  <w:num w:numId="111" w16cid:durableId="689645032">
+    <w:abstractNumId w:val="1"/>
+  </w:num>
+  <w:num w:numId="112" w16cid:durableId="1380859842">
+    <w:abstractNumId w:val="1"/>
+  </w:num>
+  <w:num w:numId="113" w16cid:durableId="966662523">
+    <w:abstractNumId w:val="1"/>
+  </w:num>
+  <w:num w:numId="114" w16cid:durableId="1062946619">
+    <w:abstractNumId w:val="1"/>
+  </w:num>
+  <w:num w:numId="115" w16cid:durableId="979385120">
+    <w:abstractNumId w:val="1"/>
+  </w:num>
+  <w:num w:numId="116" w16cid:durableId="501244038">
+    <w:abstractNumId w:val="1"/>
+  </w:num>
+  <w:num w:numId="117" w16cid:durableId="2016420992">
+    <w:abstractNumId w:val="1"/>
+  </w:num>
+  <w:num w:numId="118" w16cid:durableId="49037446">
+    <w:abstractNumId w:val="1"/>
+  </w:num>
+  <w:num w:numId="119" w16cid:durableId="1316103981">
+    <w:abstractNumId w:val="1"/>
+  </w:num>
+  <w:num w:numId="120" w16cid:durableId="84965268">
+    <w:abstractNumId w:val="1"/>
+  </w:num>
+  <w:num w:numId="121" w16cid:durableId="1811248511">
+    <w:abstractNumId w:val="1"/>
+  </w:num>
+  <w:num w:numId="122" w16cid:durableId="154226611">
+    <w:abstractNumId w:val="1"/>
+  </w:num>
+  <w:num w:numId="123" w16cid:durableId="1401755158">
+    <w:abstractNumId w:val="1"/>
+  </w:num>
+  <w:num w:numId="124" w16cid:durableId="1798840326">
+    <w:abstractNumId w:val="1"/>
+  </w:num>
+  <w:num w:numId="125" w16cid:durableId="73668341">
+    <w:abstractNumId w:val="1"/>
+  </w:num>
+  <w:num w:numId="126" w16cid:durableId="1211647320">
+    <w:abstractNumId w:val="1"/>
+  </w:num>
+  <w:num w:numId="127" w16cid:durableId="210117749">
+    <w:abstractNumId w:val="1"/>
+  </w:num>
+  <w:num w:numId="128" w16cid:durableId="1230574882">
+    <w:abstractNumId w:val="1"/>
+  </w:num>
+  <w:num w:numId="129" w16cid:durableId="1751996968">
+    <w:abstractNumId w:val="1"/>
+  </w:num>
+  <w:num w:numId="130" w16cid:durableId="207884414">
+    <w:abstractNumId w:val="1"/>
+  </w:num>
+  <w:num w:numId="131" w16cid:durableId="2055888439">
+    <w:abstractNumId w:val="1"/>
+  </w:num>
+  <w:num w:numId="132" w16cid:durableId="1116102765">
+    <w:abstractNumId w:val="1"/>
+  </w:num>
+  <w:num w:numId="133" w16cid:durableId="1970017195">
+    <w:abstractNumId w:val="1"/>
+  </w:num>
+  <w:num w:numId="134" w16cid:durableId="1855798107">
+    <w:abstractNumId w:val="1"/>
+  </w:num>
+  <w:num w:numId="135" w16cid:durableId="1058093969">
+    <w:abstractNumId w:val="1"/>
+  </w:num>
+  <w:num w:numId="136" w16cid:durableId="2005667802">
+    <w:abstractNumId w:val="1"/>
+  </w:num>
+  <w:num w:numId="137" w16cid:durableId="2136168524">
+    <w:abstractNumId w:val="1"/>
+  </w:num>
+  <w:num w:numId="138" w16cid:durableId="534855606">
+    <w:abstractNumId w:val="1"/>
+  </w:num>
+  <w:num w:numId="139" w16cid:durableId="1992444290">
+    <w:abstractNumId w:val="1"/>
+  </w:num>
+  <w:num w:numId="140" w16cid:durableId="739593331">
+    <w:abstractNumId w:val="1"/>
+  </w:num>
+  <w:num w:numId="141" w16cid:durableId="260138987">
+    <w:abstractNumId w:val="1"/>
+  </w:num>
+  <w:num w:numId="142" w16cid:durableId="624120386">
+    <w:abstractNumId w:val="1"/>
+  </w:num>
+  <w:num w:numId="143" w16cid:durableId="706416265">
+    <w:abstractNumId w:val="1"/>
+  </w:num>
+  <w:num w:numId="144" w16cid:durableId="926766619">
+    <w:abstractNumId w:val="1"/>
+  </w:num>
+  <w:num w:numId="145" w16cid:durableId="711657802">
+    <w:abstractNumId w:val="1"/>
+  </w:num>
+  <w:num w:numId="146" w16cid:durableId="262491731">
+    <w:abstractNumId w:val="1"/>
+  </w:num>
+  <w:num w:numId="147" w16cid:durableId="1659578525">
+    <w:abstractNumId w:val="1"/>
+  </w:num>
+  <w:num w:numId="148" w16cid:durableId="1422335697">
+    <w:abstractNumId w:val="1"/>
+  </w:num>
+  <w:num w:numId="149" w16cid:durableId="1526334823">
+    <w:abstractNumId w:val="1"/>
+  </w:num>
+  <w:num w:numId="150" w16cid:durableId="1359283343">
     <w:abstractNumId w:val="1"/>
   </w:num>
 </w:numbering>
